--- a/Sprint 1 Test Cases.docx
+++ b/Sprint 1 Test Cases.docx
@@ -86,16 +86,7 @@
                 <w:sz w:val="24"/>
                 <w:szCs w:val="24"/>
               </w:rPr>
-              <w:t xml:space="preserve"> - </w:t>
-            </w:r>
-            <w:r>
-              <w:rPr>
-                <w:b/>
-                <w:bCs/>
-                <w:sz w:val="24"/>
-                <w:szCs w:val="24"/>
-              </w:rPr>
-              <w:t>Hardware and Integration Tests</w:t>
+              <w:t xml:space="preserve"> - Hardware and Integration Tests</w:t>
             </w:r>
           </w:p>
           <w:p>
@@ -447,21 +438,7 @@
                 <w:sz w:val="24"/>
                 <w:szCs w:val="24"/>
               </w:rPr>
-              <w:t>Ultrasonic sensor (water level</w:t>
-            </w:r>
-            <w:r>
-              <w:rPr>
-                <w:sz w:val="24"/>
-                <w:szCs w:val="24"/>
-              </w:rPr>
-              <w:t xml:space="preserve"> sensor</w:t>
-            </w:r>
-            <w:r>
-              <w:rPr>
-                <w:sz w:val="24"/>
-                <w:szCs w:val="24"/>
-              </w:rPr>
-              <w:t>)</w:t>
+              <w:t>Ultrasonic sensor (water level sensor)</w:t>
             </w:r>
           </w:p>
         </w:tc>
@@ -543,21 +520,7 @@
                 <w:sz w:val="24"/>
                 <w:szCs w:val="24"/>
               </w:rPr>
-              <w:t xml:space="preserve">The </w:t>
-            </w:r>
-            <w:r>
-              <w:rPr>
-                <w:sz w:val="24"/>
-                <w:szCs w:val="24"/>
-              </w:rPr>
-              <w:t>serial monitor</w:t>
-            </w:r>
-            <w:r>
-              <w:rPr>
-                <w:sz w:val="24"/>
-                <w:szCs w:val="24"/>
-              </w:rPr>
-              <w:t xml:space="preserve"> shows a reading of 5cm increase in water level</w:t>
+              <w:t>The serial monitor shows a reading of 5cm increase in water level</w:t>
             </w:r>
           </w:p>
         </w:tc>
@@ -810,14 +773,7 @@
                 <w:sz w:val="24"/>
                 <w:szCs w:val="24"/>
               </w:rPr>
-              <w:t>TC - 0</w:t>
-            </w:r>
-            <w:r>
-              <w:rPr>
-                <w:sz w:val="24"/>
-                <w:szCs w:val="24"/>
-              </w:rPr>
-              <w:t>5</w:t>
+              <w:t>TC - 05</w:t>
             </w:r>
           </w:p>
         </w:tc>
@@ -837,21 +793,7 @@
                 <w:sz w:val="24"/>
                 <w:szCs w:val="24"/>
               </w:rPr>
-              <w:t>DHT11 – Temperature and Humidity Sensor (</w:t>
-            </w:r>
-            <w:r>
-              <w:rPr>
-                <w:sz w:val="24"/>
-                <w:szCs w:val="24"/>
-              </w:rPr>
-              <w:t>Humidity</w:t>
-            </w:r>
-            <w:r>
-              <w:rPr>
-                <w:sz w:val="24"/>
-                <w:szCs w:val="24"/>
-              </w:rPr>
-              <w:t>)</w:t>
+              <w:t>DHT11 – Temperature and Humidity Sensor (Humidity)</w:t>
             </w:r>
           </w:p>
         </w:tc>
@@ -871,35 +813,7 @@
                 <w:sz w:val="24"/>
                 <w:szCs w:val="24"/>
               </w:rPr>
-              <w:t xml:space="preserve">Check current room </w:t>
-            </w:r>
-            <w:r>
-              <w:rPr>
-                <w:sz w:val="24"/>
-                <w:szCs w:val="24"/>
-              </w:rPr>
-              <w:t>humidity</w:t>
-            </w:r>
-            <w:r>
-              <w:rPr>
-                <w:sz w:val="24"/>
-                <w:szCs w:val="24"/>
-              </w:rPr>
-              <w:t xml:space="preserve">. Print the DHT11 </w:t>
-            </w:r>
-            <w:r>
-              <w:rPr>
-                <w:sz w:val="24"/>
-                <w:szCs w:val="24"/>
-              </w:rPr>
-              <w:t>humidity</w:t>
-            </w:r>
-            <w:r>
-              <w:rPr>
-                <w:sz w:val="24"/>
-                <w:szCs w:val="24"/>
-              </w:rPr>
-              <w:t xml:space="preserve"> reading to serial monitor</w:t>
+              <w:t>Check current room humidity. Print the DHT11 humidity reading to serial monitor</w:t>
             </w:r>
           </w:p>
         </w:tc>
@@ -919,21 +833,7 @@
                 <w:sz w:val="24"/>
                 <w:szCs w:val="24"/>
               </w:rPr>
-              <w:t xml:space="preserve">The current room </w:t>
-            </w:r>
-            <w:r>
-              <w:rPr>
-                <w:sz w:val="24"/>
-                <w:szCs w:val="24"/>
-              </w:rPr>
-              <w:t>humidity</w:t>
-            </w:r>
-            <w:r>
-              <w:rPr>
-                <w:sz w:val="24"/>
-                <w:szCs w:val="24"/>
-              </w:rPr>
-              <w:t xml:space="preserve"> and DHT11 temperature should be the same (± 2°C)</w:t>
+              <w:t>The current room humidity and DHT11 temperature should be the same (± 2°C)</w:t>
             </w:r>
           </w:p>
         </w:tc>
@@ -968,14 +868,7 @@
                 <w:sz w:val="24"/>
                 <w:szCs w:val="24"/>
               </w:rPr>
-              <w:t>TC - 0</w:t>
-            </w:r>
-            <w:r>
-              <w:rPr>
-                <w:sz w:val="24"/>
-                <w:szCs w:val="24"/>
-              </w:rPr>
-              <w:t>6</w:t>
+              <w:t>TC - 06</w:t>
             </w:r>
           </w:p>
         </w:tc>
@@ -995,21 +888,7 @@
                 <w:sz w:val="24"/>
                 <w:szCs w:val="24"/>
               </w:rPr>
-              <w:t>DHT11 – Temperature and Humidity Sensor (</w:t>
-            </w:r>
-            <w:r>
-              <w:rPr>
-                <w:sz w:val="24"/>
-                <w:szCs w:val="24"/>
-              </w:rPr>
-              <w:t>Humidity</w:t>
-            </w:r>
-            <w:r>
-              <w:rPr>
-                <w:sz w:val="24"/>
-                <w:szCs w:val="24"/>
-              </w:rPr>
-              <w:t>)</w:t>
+              <w:t>DHT11 – Temperature and Humidity Sensor (Humidity)</w:t>
             </w:r>
           </w:p>
         </w:tc>
@@ -1029,21 +908,7 @@
                 <w:sz w:val="24"/>
                 <w:szCs w:val="24"/>
               </w:rPr>
-              <w:t xml:space="preserve">Print the DHT11 </w:t>
-            </w:r>
-            <w:r>
-              <w:rPr>
-                <w:sz w:val="24"/>
-                <w:szCs w:val="24"/>
-              </w:rPr>
-              <w:t>Humidity</w:t>
-            </w:r>
-            <w:r>
-              <w:rPr>
-                <w:sz w:val="24"/>
-                <w:szCs w:val="24"/>
-              </w:rPr>
-              <w:t xml:space="preserve"> reading to serial monitor. Then turn on the heating element of fan heater 1m away from the sensor for 2 minutes. </w:t>
+              <w:t xml:space="preserve">Print the DHT11 Humidity reading to serial monitor. Then turn on the heating element of fan heater 1m away from the sensor for 2 minutes. </w:t>
             </w:r>
           </w:p>
         </w:tc>
@@ -1063,21 +928,7 @@
                 <w:sz w:val="24"/>
                 <w:szCs w:val="24"/>
               </w:rPr>
-              <w:t xml:space="preserve">Sensor readings should gradually </w:t>
-            </w:r>
-            <w:r>
-              <w:rPr>
-                <w:sz w:val="24"/>
-                <w:szCs w:val="24"/>
-              </w:rPr>
-              <w:t>decrease</w:t>
-            </w:r>
-            <w:r>
-              <w:rPr>
-                <w:sz w:val="24"/>
-                <w:szCs w:val="24"/>
-              </w:rPr>
-              <w:t xml:space="preserve"> over the two minutes.</w:t>
+              <w:t>Sensor readings should gradually decrease over the two minutes.</w:t>
             </w:r>
           </w:p>
         </w:tc>
@@ -1216,14 +1067,7 @@
                 <w:sz w:val="24"/>
                 <w:szCs w:val="24"/>
               </w:rPr>
-              <w:t>TC-0</w:t>
-            </w:r>
-            <w:r>
-              <w:rPr>
-                <w:sz w:val="24"/>
-                <w:szCs w:val="24"/>
-              </w:rPr>
-              <w:t>8</w:t>
+              <w:t>TC-08</w:t>
             </w:r>
           </w:p>
         </w:tc>
@@ -1263,21 +1107,7 @@
                 <w:sz w:val="24"/>
                 <w:szCs w:val="24"/>
               </w:rPr>
-              <w:t xml:space="preserve">Insert capacitive soil moisture sensor in the soil of a </w:t>
-            </w:r>
-            <w:r>
-              <w:rPr>
-                <w:sz w:val="24"/>
-                <w:szCs w:val="24"/>
-              </w:rPr>
-              <w:t>healthy</w:t>
-            </w:r>
-            <w:r>
-              <w:rPr>
-                <w:sz w:val="24"/>
-                <w:szCs w:val="24"/>
-              </w:rPr>
-              <w:t xml:space="preserve"> watered plant</w:t>
+              <w:t>Insert capacitive soil moisture sensor in the soil of a healthy watered plant</w:t>
             </w:r>
           </w:p>
         </w:tc>
@@ -1297,21 +1127,359 @@
                 <w:sz w:val="24"/>
                 <w:szCs w:val="24"/>
               </w:rPr>
-              <w:t xml:space="preserve">Serial Monitor displays a </w:t>
-            </w:r>
-            <w:r>
-              <w:rPr>
-                <w:sz w:val="24"/>
-                <w:szCs w:val="24"/>
-              </w:rPr>
-              <w:t>normal</w:t>
-            </w:r>
-            <w:r>
-              <w:rPr>
-                <w:sz w:val="24"/>
-                <w:szCs w:val="24"/>
-              </w:rPr>
-              <w:t xml:space="preserve"> reading</w:t>
+              <w:t>Serial Monitor displays a normal reading</w:t>
+            </w:r>
+          </w:p>
+        </w:tc>
+        <w:tc>
+          <w:tcPr>
+            <w:tcW w:w="1613" w:type="dxa"/>
+          </w:tcPr>
+          <w:p>
+            <w:pPr>
+              <w:rPr>
+                <w:sz w:val="24"/>
+                <w:szCs w:val="24"/>
+              </w:rPr>
+            </w:pPr>
+          </w:p>
+        </w:tc>
+      </w:tr>
+      <w:tr>
+        <w:tc>
+          <w:tcPr>
+            <w:tcW w:w="9016" w:type="dxa"/>
+            <w:gridSpan w:val="5"/>
+            <w:shd w:val="clear" w:color="auto" w:fill="E7E6E6" w:themeFill="background2"/>
+          </w:tcPr>
+          <w:p>
+            <w:pPr>
+              <w:jc w:val="center"/>
+              <w:rPr>
+                <w:sz w:val="24"/>
+                <w:szCs w:val="24"/>
+              </w:rPr>
+            </w:pPr>
+            <w:r>
+              <w:rPr>
+                <w:sz w:val="24"/>
+                <w:szCs w:val="24"/>
+              </w:rPr>
+              <w:t>Node 2 – Mitigation Node</w:t>
+            </w:r>
+          </w:p>
+        </w:tc>
+      </w:tr>
+      <w:tr>
+        <w:tc>
+          <w:tcPr>
+            <w:tcW w:w="928" w:type="dxa"/>
+          </w:tcPr>
+          <w:p>
+            <w:pPr>
+              <w:rPr>
+                <w:sz w:val="24"/>
+                <w:szCs w:val="24"/>
+              </w:rPr>
+            </w:pPr>
+            <w:r>
+              <w:rPr>
+                <w:sz w:val="24"/>
+                <w:szCs w:val="24"/>
+              </w:rPr>
+              <w:t xml:space="preserve">TC - </w:t>
+            </w:r>
+            <w:r>
+              <w:rPr>
+                <w:sz w:val="24"/>
+                <w:szCs w:val="24"/>
+              </w:rPr>
+              <w:t>09</w:t>
+            </w:r>
+          </w:p>
+        </w:tc>
+        <w:tc>
+          <w:tcPr>
+            <w:tcW w:w="2140" w:type="dxa"/>
+          </w:tcPr>
+          <w:p>
+            <w:pPr>
+              <w:rPr>
+                <w:sz w:val="24"/>
+                <w:szCs w:val="24"/>
+              </w:rPr>
+            </w:pPr>
+            <w:r>
+              <w:rPr>
+                <w:sz w:val="24"/>
+                <w:szCs w:val="24"/>
+              </w:rPr>
+              <w:t>Servo Motor (floodgate)</w:t>
+            </w:r>
+          </w:p>
+        </w:tc>
+        <w:tc>
+          <w:tcPr>
+            <w:tcW w:w="2237" w:type="dxa"/>
+          </w:tcPr>
+          <w:p>
+            <w:pPr>
+              <w:rPr>
+                <w:sz w:val="24"/>
+                <w:szCs w:val="24"/>
+              </w:rPr>
+            </w:pPr>
+            <w:r>
+              <w:rPr>
+                <w:sz w:val="24"/>
+                <w:szCs w:val="24"/>
+              </w:rPr>
+              <w:t>The floodgate (through servo) should initially be disabled</w:t>
+            </w:r>
+          </w:p>
+        </w:tc>
+        <w:tc>
+          <w:tcPr>
+            <w:tcW w:w="2098" w:type="dxa"/>
+          </w:tcPr>
+          <w:p>
+            <w:pPr>
+              <w:rPr>
+                <w:sz w:val="24"/>
+                <w:szCs w:val="24"/>
+              </w:rPr>
+            </w:pPr>
+            <w:r>
+              <w:rPr>
+                <w:sz w:val="24"/>
+                <w:szCs w:val="24"/>
+              </w:rPr>
+              <w:t>The servo should be at position</w:t>
+            </w:r>
+            <w:r>
+              <w:rPr>
+                <w:sz w:val="24"/>
+                <w:szCs w:val="24"/>
+              </w:rPr>
+              <w:t xml:space="preserve"> 0°</w:t>
+            </w:r>
+            <w:r>
+              <w:rPr>
+                <w:sz w:val="24"/>
+                <w:szCs w:val="24"/>
+              </w:rPr>
+              <w:t xml:space="preserve"> (off</w:t>
+            </w:r>
+            <w:r>
+              <w:rPr>
+                <w:sz w:val="24"/>
+                <w:szCs w:val="24"/>
+              </w:rPr>
+              <w:t>/ deactivated</w:t>
+            </w:r>
+            <w:r>
+              <w:rPr>
+                <w:sz w:val="24"/>
+                <w:szCs w:val="24"/>
+              </w:rPr>
+              <w:t>)</w:t>
+            </w:r>
+          </w:p>
+        </w:tc>
+        <w:tc>
+          <w:tcPr>
+            <w:tcW w:w="1613" w:type="dxa"/>
+          </w:tcPr>
+          <w:p>
+            <w:pPr>
+              <w:rPr>
+                <w:sz w:val="24"/>
+                <w:szCs w:val="24"/>
+              </w:rPr>
+            </w:pPr>
+          </w:p>
+        </w:tc>
+      </w:tr>
+      <w:tr>
+        <w:tc>
+          <w:tcPr>
+            <w:tcW w:w="928" w:type="dxa"/>
+          </w:tcPr>
+          <w:p>
+            <w:pPr>
+              <w:rPr>
+                <w:sz w:val="24"/>
+                <w:szCs w:val="24"/>
+              </w:rPr>
+            </w:pPr>
+            <w:r>
+              <w:rPr>
+                <w:sz w:val="24"/>
+                <w:szCs w:val="24"/>
+              </w:rPr>
+              <w:t>TC - 10</w:t>
+            </w:r>
+          </w:p>
+        </w:tc>
+        <w:tc>
+          <w:tcPr>
+            <w:tcW w:w="2140" w:type="dxa"/>
+          </w:tcPr>
+          <w:p>
+            <w:pPr>
+              <w:rPr>
+                <w:sz w:val="24"/>
+                <w:szCs w:val="24"/>
+              </w:rPr>
+            </w:pPr>
+            <w:r>
+              <w:rPr>
+                <w:sz w:val="24"/>
+                <w:szCs w:val="24"/>
+              </w:rPr>
+              <w:t>Servo Motor (floodgate)</w:t>
+            </w:r>
+          </w:p>
+        </w:tc>
+        <w:tc>
+          <w:tcPr>
+            <w:tcW w:w="2237" w:type="dxa"/>
+          </w:tcPr>
+          <w:p>
+            <w:pPr>
+              <w:rPr>
+                <w:sz w:val="24"/>
+                <w:szCs w:val="24"/>
+              </w:rPr>
+            </w:pPr>
+            <w:r>
+              <w:rPr>
+                <w:sz w:val="24"/>
+                <w:szCs w:val="24"/>
+              </w:rPr>
+              <w:t xml:space="preserve">Flash a command to force the servo to open </w:t>
+            </w:r>
+          </w:p>
+        </w:tc>
+        <w:tc>
+          <w:tcPr>
+            <w:tcW w:w="2098" w:type="dxa"/>
+          </w:tcPr>
+          <w:p>
+            <w:pPr>
+              <w:rPr>
+                <w:sz w:val="24"/>
+                <w:szCs w:val="24"/>
+              </w:rPr>
+            </w:pPr>
+            <w:r>
+              <w:rPr>
+                <w:sz w:val="24"/>
+                <w:szCs w:val="24"/>
+              </w:rPr>
+              <w:t>The servo should be at position 90° (enabled/ activated)</w:t>
+            </w:r>
+          </w:p>
+        </w:tc>
+        <w:tc>
+          <w:tcPr>
+            <w:tcW w:w="1613" w:type="dxa"/>
+          </w:tcPr>
+          <w:p>
+            <w:pPr>
+              <w:rPr>
+                <w:sz w:val="24"/>
+                <w:szCs w:val="24"/>
+              </w:rPr>
+            </w:pPr>
+          </w:p>
+        </w:tc>
+      </w:tr>
+      <w:tr>
+        <w:tc>
+          <w:tcPr>
+            <w:tcW w:w="928" w:type="dxa"/>
+          </w:tcPr>
+          <w:p>
+            <w:pPr>
+              <w:rPr>
+                <w:sz w:val="24"/>
+                <w:szCs w:val="24"/>
+              </w:rPr>
+            </w:pPr>
+            <w:r>
+              <w:rPr>
+                <w:sz w:val="24"/>
+                <w:szCs w:val="24"/>
+              </w:rPr>
+              <w:t>TC - 11</w:t>
+            </w:r>
+          </w:p>
+        </w:tc>
+        <w:tc>
+          <w:tcPr>
+            <w:tcW w:w="2140" w:type="dxa"/>
+          </w:tcPr>
+          <w:p>
+            <w:pPr>
+              <w:rPr>
+                <w:sz w:val="24"/>
+                <w:szCs w:val="24"/>
+              </w:rPr>
+            </w:pPr>
+            <w:r>
+              <w:rPr>
+                <w:sz w:val="24"/>
+                <w:szCs w:val="24"/>
+              </w:rPr>
+              <w:t>Pump relay (for irrigation system)</w:t>
+            </w:r>
+          </w:p>
+        </w:tc>
+        <w:tc>
+          <w:tcPr>
+            <w:tcW w:w="2237" w:type="dxa"/>
+          </w:tcPr>
+          <w:p>
+            <w:pPr>
+              <w:rPr>
+                <w:sz w:val="24"/>
+                <w:szCs w:val="24"/>
+              </w:rPr>
+            </w:pPr>
+            <w:r>
+              <w:rPr>
+                <w:sz w:val="24"/>
+                <w:szCs w:val="24"/>
+              </w:rPr>
+              <w:t xml:space="preserve">Submerge the pump in water and </w:t>
+            </w:r>
+            <w:r>
+              <w:rPr>
+                <w:sz w:val="24"/>
+                <w:szCs w:val="24"/>
+              </w:rPr>
+              <w:t>enable the pump</w:t>
+            </w:r>
+          </w:p>
+        </w:tc>
+        <w:tc>
+          <w:tcPr>
+            <w:tcW w:w="2098" w:type="dxa"/>
+          </w:tcPr>
+          <w:p>
+            <w:pPr>
+              <w:rPr>
+                <w:sz w:val="24"/>
+                <w:szCs w:val="24"/>
+              </w:rPr>
+            </w:pPr>
+            <w:r>
+              <w:rPr>
+                <w:sz w:val="24"/>
+                <w:szCs w:val="24"/>
+              </w:rPr>
+              <w:t>The pump relay should pump water through the tubes and out into the desired container</w:t>
             </w:r>
           </w:p>
         </w:tc>

--- a/Sprint 1 Test Cases.docx
+++ b/Sprint 1 Test Cases.docx
@@ -9,11 +9,11 @@
         <w:tblLook w:val="04A0" w:firstRow="1" w:lastRow="0" w:firstColumn="1" w:lastColumn="0" w:noHBand="0" w:noVBand="1"/>
       </w:tblPr>
       <w:tblGrid>
-        <w:gridCol w:w="928"/>
-        <w:gridCol w:w="2140"/>
-        <w:gridCol w:w="2237"/>
-        <w:gridCol w:w="2098"/>
-        <w:gridCol w:w="1613"/>
+        <w:gridCol w:w="986"/>
+        <w:gridCol w:w="2129"/>
+        <w:gridCol w:w="2222"/>
+        <w:gridCol w:w="2084"/>
+        <w:gridCol w:w="1595"/>
       </w:tblGrid>
       <w:tr>
         <w:tc>
@@ -144,7 +144,7 @@
       <w:tr>
         <w:tc>
           <w:tcPr>
-            <w:tcW w:w="928" w:type="dxa"/>
+            <w:tcW w:w="986" w:type="dxa"/>
           </w:tcPr>
           <w:p>
             <w:pPr>
@@ -169,7 +169,7 @@
         </w:tc>
         <w:tc>
           <w:tcPr>
-            <w:tcW w:w="2140" w:type="dxa"/>
+            <w:tcW w:w="2129" w:type="dxa"/>
           </w:tcPr>
           <w:p>
             <w:pPr>
@@ -194,7 +194,7 @@
         </w:tc>
         <w:tc>
           <w:tcPr>
-            <w:tcW w:w="2237" w:type="dxa"/>
+            <w:tcW w:w="2222" w:type="dxa"/>
           </w:tcPr>
           <w:p>
             <w:pPr>
@@ -219,7 +219,7 @@
         </w:tc>
         <w:tc>
           <w:tcPr>
-            <w:tcW w:w="2098" w:type="dxa"/>
+            <w:tcW w:w="2084" w:type="dxa"/>
           </w:tcPr>
           <w:p>
             <w:pPr>
@@ -244,7 +244,7 @@
         </w:tc>
         <w:tc>
           <w:tcPr>
-            <w:tcW w:w="1613" w:type="dxa"/>
+            <w:tcW w:w="1595" w:type="dxa"/>
           </w:tcPr>
           <w:p>
             <w:pPr>
@@ -271,7 +271,7 @@
       <w:tr>
         <w:tc>
           <w:tcPr>
-            <w:tcW w:w="928" w:type="dxa"/>
+            <w:tcW w:w="986" w:type="dxa"/>
           </w:tcPr>
           <w:p>
             <w:pPr>
@@ -291,7 +291,7 @@
         </w:tc>
         <w:tc>
           <w:tcPr>
-            <w:tcW w:w="2140" w:type="dxa"/>
+            <w:tcW w:w="2129" w:type="dxa"/>
           </w:tcPr>
           <w:p>
             <w:pPr>
@@ -311,7 +311,7 @@
         </w:tc>
         <w:tc>
           <w:tcPr>
-            <w:tcW w:w="2237" w:type="dxa"/>
+            <w:tcW w:w="2222" w:type="dxa"/>
           </w:tcPr>
           <w:p>
             <w:pPr>
@@ -338,7 +338,7 @@
         </w:tc>
         <w:tc>
           <w:tcPr>
-            <w:tcW w:w="2098" w:type="dxa"/>
+            <w:tcW w:w="2084" w:type="dxa"/>
           </w:tcPr>
           <w:p>
             <w:pPr>
@@ -382,7 +382,7 @@
         </w:tc>
         <w:tc>
           <w:tcPr>
-            <w:tcW w:w="1613" w:type="dxa"/>
+            <w:tcW w:w="1595" w:type="dxa"/>
           </w:tcPr>
           <w:p>
             <w:pPr>
@@ -397,7 +397,7 @@
       <w:tr>
         <w:tc>
           <w:tcPr>
-            <w:tcW w:w="928" w:type="dxa"/>
+            <w:tcW w:w="986" w:type="dxa"/>
           </w:tcPr>
           <w:p>
             <w:pPr>
@@ -424,7 +424,7 @@
         </w:tc>
         <w:tc>
           <w:tcPr>
-            <w:tcW w:w="2140" w:type="dxa"/>
+            <w:tcW w:w="2129" w:type="dxa"/>
           </w:tcPr>
           <w:p>
             <w:pPr>
@@ -444,7 +444,7 @@
         </w:tc>
         <w:tc>
           <w:tcPr>
-            <w:tcW w:w="2237" w:type="dxa"/>
+            <w:tcW w:w="2222" w:type="dxa"/>
           </w:tcPr>
           <w:p>
             <w:pPr>
@@ -506,7 +506,7 @@
         </w:tc>
         <w:tc>
           <w:tcPr>
-            <w:tcW w:w="2098" w:type="dxa"/>
+            <w:tcW w:w="2084" w:type="dxa"/>
           </w:tcPr>
           <w:p>
             <w:pPr>
@@ -526,7 +526,7 @@
         </w:tc>
         <w:tc>
           <w:tcPr>
-            <w:tcW w:w="1613" w:type="dxa"/>
+            <w:tcW w:w="1595" w:type="dxa"/>
           </w:tcPr>
           <w:p>
             <w:pPr>
@@ -541,7 +541,7 @@
       <w:tr>
         <w:tc>
           <w:tcPr>
-            <w:tcW w:w="928" w:type="dxa"/>
+            <w:tcW w:w="986" w:type="dxa"/>
           </w:tcPr>
           <w:p>
             <w:pPr>
@@ -568,7 +568,7 @@
         </w:tc>
         <w:tc>
           <w:tcPr>
-            <w:tcW w:w="2140" w:type="dxa"/>
+            <w:tcW w:w="2129" w:type="dxa"/>
           </w:tcPr>
           <w:p>
             <w:pPr>
@@ -602,7 +602,7 @@
         </w:tc>
         <w:tc>
           <w:tcPr>
-            <w:tcW w:w="2237" w:type="dxa"/>
+            <w:tcW w:w="2222" w:type="dxa"/>
           </w:tcPr>
           <w:p>
             <w:pPr>
@@ -622,7 +622,7 @@
         </w:tc>
         <w:tc>
           <w:tcPr>
-            <w:tcW w:w="2098" w:type="dxa"/>
+            <w:tcW w:w="2084" w:type="dxa"/>
           </w:tcPr>
           <w:p>
             <w:pPr>
@@ -642,7 +642,7 @@
         </w:tc>
         <w:tc>
           <w:tcPr>
-            <w:tcW w:w="1613" w:type="dxa"/>
+            <w:tcW w:w="1595" w:type="dxa"/>
           </w:tcPr>
           <w:p>
             <w:pPr>
@@ -657,7 +657,7 @@
       <w:tr>
         <w:tc>
           <w:tcPr>
-            <w:tcW w:w="928" w:type="dxa"/>
+            <w:tcW w:w="986" w:type="dxa"/>
           </w:tcPr>
           <w:p>
             <w:pPr>
@@ -684,7 +684,7 @@
         </w:tc>
         <w:tc>
           <w:tcPr>
-            <w:tcW w:w="2140" w:type="dxa"/>
+            <w:tcW w:w="2129" w:type="dxa"/>
           </w:tcPr>
           <w:p>
             <w:pPr>
@@ -704,7 +704,7 @@
         </w:tc>
         <w:tc>
           <w:tcPr>
-            <w:tcW w:w="2237" w:type="dxa"/>
+            <w:tcW w:w="2222" w:type="dxa"/>
           </w:tcPr>
           <w:p>
             <w:pPr>
@@ -724,7 +724,7 @@
         </w:tc>
         <w:tc>
           <w:tcPr>
-            <w:tcW w:w="2098" w:type="dxa"/>
+            <w:tcW w:w="2084" w:type="dxa"/>
           </w:tcPr>
           <w:p>
             <w:pPr>
@@ -744,7 +744,7 @@
         </w:tc>
         <w:tc>
           <w:tcPr>
-            <w:tcW w:w="1613" w:type="dxa"/>
+            <w:tcW w:w="1595" w:type="dxa"/>
           </w:tcPr>
           <w:p>
             <w:pPr>
@@ -759,7 +759,7 @@
       <w:tr>
         <w:tc>
           <w:tcPr>
-            <w:tcW w:w="928" w:type="dxa"/>
+            <w:tcW w:w="986" w:type="dxa"/>
           </w:tcPr>
           <w:p>
             <w:pPr>
@@ -779,7 +779,7 @@
         </w:tc>
         <w:tc>
           <w:tcPr>
-            <w:tcW w:w="2140" w:type="dxa"/>
+            <w:tcW w:w="2129" w:type="dxa"/>
           </w:tcPr>
           <w:p>
             <w:pPr>
@@ -799,7 +799,7 @@
         </w:tc>
         <w:tc>
           <w:tcPr>
-            <w:tcW w:w="2237" w:type="dxa"/>
+            <w:tcW w:w="2222" w:type="dxa"/>
           </w:tcPr>
           <w:p>
             <w:pPr>
@@ -819,7 +819,7 @@
         </w:tc>
         <w:tc>
           <w:tcPr>
-            <w:tcW w:w="2098" w:type="dxa"/>
+            <w:tcW w:w="2084" w:type="dxa"/>
           </w:tcPr>
           <w:p>
             <w:pPr>
@@ -839,7 +839,7 @@
         </w:tc>
         <w:tc>
           <w:tcPr>
-            <w:tcW w:w="1613" w:type="dxa"/>
+            <w:tcW w:w="1595" w:type="dxa"/>
           </w:tcPr>
           <w:p>
             <w:pPr>
@@ -854,7 +854,7 @@
       <w:tr>
         <w:tc>
           <w:tcPr>
-            <w:tcW w:w="928" w:type="dxa"/>
+            <w:tcW w:w="986" w:type="dxa"/>
           </w:tcPr>
           <w:p>
             <w:pPr>
@@ -874,7 +874,7 @@
         </w:tc>
         <w:tc>
           <w:tcPr>
-            <w:tcW w:w="2140" w:type="dxa"/>
+            <w:tcW w:w="2129" w:type="dxa"/>
           </w:tcPr>
           <w:p>
             <w:pPr>
@@ -894,7 +894,7 @@
         </w:tc>
         <w:tc>
           <w:tcPr>
-            <w:tcW w:w="2237" w:type="dxa"/>
+            <w:tcW w:w="2222" w:type="dxa"/>
           </w:tcPr>
           <w:p>
             <w:pPr>
@@ -914,7 +914,7 @@
         </w:tc>
         <w:tc>
           <w:tcPr>
-            <w:tcW w:w="2098" w:type="dxa"/>
+            <w:tcW w:w="2084" w:type="dxa"/>
           </w:tcPr>
           <w:p>
             <w:pPr>
@@ -934,7 +934,7 @@
         </w:tc>
         <w:tc>
           <w:tcPr>
-            <w:tcW w:w="1613" w:type="dxa"/>
+            <w:tcW w:w="1595" w:type="dxa"/>
           </w:tcPr>
           <w:p>
             <w:pPr>
@@ -949,27 +949,28 @@
       <w:tr>
         <w:tc>
           <w:tcPr>
-            <w:tcW w:w="928" w:type="dxa"/>
-          </w:tcPr>
-          <w:p>
-            <w:pPr>
-              <w:rPr>
-                <w:sz w:val="24"/>
-                <w:szCs w:val="24"/>
-              </w:rPr>
-            </w:pPr>
-            <w:r>
-              <w:rPr>
-                <w:sz w:val="24"/>
-                <w:szCs w:val="24"/>
-              </w:rPr>
+            <w:tcW w:w="986" w:type="dxa"/>
+          </w:tcPr>
+          <w:p>
+            <w:pPr>
+              <w:rPr>
+                <w:sz w:val="24"/>
+                <w:szCs w:val="24"/>
+              </w:rPr>
+            </w:pPr>
+            <w:r>
+              <w:rPr>
+                <w:sz w:val="24"/>
+                <w:szCs w:val="24"/>
+              </w:rPr>
+              <w:lastRenderedPageBreak/>
               <w:t>TC-07</w:t>
             </w:r>
           </w:p>
         </w:tc>
         <w:tc>
           <w:tcPr>
-            <w:tcW w:w="2140" w:type="dxa"/>
+            <w:tcW w:w="2129" w:type="dxa"/>
           </w:tcPr>
           <w:p>
             <w:pPr>
@@ -989,56 +990,47 @@
         </w:tc>
         <w:tc>
           <w:tcPr>
-            <w:tcW w:w="2237" w:type="dxa"/>
-          </w:tcPr>
-          <w:p>
-            <w:pPr>
-              <w:rPr>
-                <w:sz w:val="24"/>
-                <w:szCs w:val="24"/>
-              </w:rPr>
-            </w:pPr>
-            <w:r>
-              <w:rPr>
-                <w:sz w:val="24"/>
-                <w:szCs w:val="24"/>
-              </w:rPr>
-              <w:t xml:space="preserve">Insert capacitive soil moisture sensor in </w:t>
-            </w:r>
-            <w:r>
-              <w:rPr>
-                <w:sz w:val="24"/>
-                <w:szCs w:val="24"/>
-              </w:rPr>
-              <w:lastRenderedPageBreak/>
-              <w:t>the soil of a dry, not watered plant</w:t>
-            </w:r>
-          </w:p>
-        </w:tc>
-        <w:tc>
-          <w:tcPr>
-            <w:tcW w:w="2098" w:type="dxa"/>
-          </w:tcPr>
-          <w:p>
-            <w:pPr>
-              <w:rPr>
-                <w:sz w:val="24"/>
-                <w:szCs w:val="24"/>
-              </w:rPr>
-            </w:pPr>
-            <w:r>
-              <w:rPr>
-                <w:sz w:val="24"/>
-                <w:szCs w:val="24"/>
-              </w:rPr>
-              <w:lastRenderedPageBreak/>
+            <w:tcW w:w="2222" w:type="dxa"/>
+          </w:tcPr>
+          <w:p>
+            <w:pPr>
+              <w:rPr>
+                <w:sz w:val="24"/>
+                <w:szCs w:val="24"/>
+              </w:rPr>
+            </w:pPr>
+            <w:r>
+              <w:rPr>
+                <w:sz w:val="24"/>
+                <w:szCs w:val="24"/>
+              </w:rPr>
+              <w:t>Insert capacitive soil moisture sensor in the soil of a dry, not watered plant</w:t>
+            </w:r>
+          </w:p>
+        </w:tc>
+        <w:tc>
+          <w:tcPr>
+            <w:tcW w:w="2084" w:type="dxa"/>
+          </w:tcPr>
+          <w:p>
+            <w:pPr>
+              <w:rPr>
+                <w:sz w:val="24"/>
+                <w:szCs w:val="24"/>
+              </w:rPr>
+            </w:pPr>
+            <w:r>
+              <w:rPr>
+                <w:sz w:val="24"/>
+                <w:szCs w:val="24"/>
+              </w:rPr>
               <w:t>Serial Monitor displays a high reading</w:t>
             </w:r>
           </w:p>
         </w:tc>
         <w:tc>
           <w:tcPr>
-            <w:tcW w:w="1613" w:type="dxa"/>
+            <w:tcW w:w="1595" w:type="dxa"/>
           </w:tcPr>
           <w:p>
             <w:pPr>
@@ -1053,7 +1045,7 @@
       <w:tr>
         <w:tc>
           <w:tcPr>
-            <w:tcW w:w="928" w:type="dxa"/>
+            <w:tcW w:w="986" w:type="dxa"/>
           </w:tcPr>
           <w:p>
             <w:pPr>
@@ -1073,7 +1065,7 @@
         </w:tc>
         <w:tc>
           <w:tcPr>
-            <w:tcW w:w="2140" w:type="dxa"/>
+            <w:tcW w:w="2129" w:type="dxa"/>
           </w:tcPr>
           <w:p>
             <w:pPr>
@@ -1093,7 +1085,7 @@
         </w:tc>
         <w:tc>
           <w:tcPr>
-            <w:tcW w:w="2237" w:type="dxa"/>
+            <w:tcW w:w="2222" w:type="dxa"/>
           </w:tcPr>
           <w:p>
             <w:pPr>
@@ -1113,7 +1105,7 @@
         </w:tc>
         <w:tc>
           <w:tcPr>
-            <w:tcW w:w="2098" w:type="dxa"/>
+            <w:tcW w:w="2084" w:type="dxa"/>
           </w:tcPr>
           <w:p>
             <w:pPr>
@@ -1133,7 +1125,7 @@
         </w:tc>
         <w:tc>
           <w:tcPr>
-            <w:tcW w:w="1613" w:type="dxa"/>
+            <w:tcW w:w="1595" w:type="dxa"/>
           </w:tcPr>
           <w:p>
             <w:pPr>
@@ -1173,7 +1165,7 @@
       <w:tr>
         <w:tc>
           <w:tcPr>
-            <w:tcW w:w="928" w:type="dxa"/>
+            <w:tcW w:w="986" w:type="dxa"/>
           </w:tcPr>
           <w:p>
             <w:pPr>
@@ -1200,7 +1192,7 @@
         </w:tc>
         <w:tc>
           <w:tcPr>
-            <w:tcW w:w="2140" w:type="dxa"/>
+            <w:tcW w:w="2129" w:type="dxa"/>
           </w:tcPr>
           <w:p>
             <w:pPr>
@@ -1220,7 +1212,7 @@
         </w:tc>
         <w:tc>
           <w:tcPr>
-            <w:tcW w:w="2237" w:type="dxa"/>
+            <w:tcW w:w="2222" w:type="dxa"/>
           </w:tcPr>
           <w:p>
             <w:pPr>
@@ -1240,55 +1232,27 @@
         </w:tc>
         <w:tc>
           <w:tcPr>
-            <w:tcW w:w="2098" w:type="dxa"/>
-          </w:tcPr>
-          <w:p>
-            <w:pPr>
-              <w:rPr>
-                <w:sz w:val="24"/>
-                <w:szCs w:val="24"/>
-              </w:rPr>
-            </w:pPr>
-            <w:r>
-              <w:rPr>
-                <w:sz w:val="24"/>
-                <w:szCs w:val="24"/>
-              </w:rPr>
-              <w:t>The servo should be at position</w:t>
-            </w:r>
-            <w:r>
-              <w:rPr>
-                <w:sz w:val="24"/>
-                <w:szCs w:val="24"/>
-              </w:rPr>
-              <w:t xml:space="preserve"> 0°</w:t>
-            </w:r>
-            <w:r>
-              <w:rPr>
-                <w:sz w:val="24"/>
-                <w:szCs w:val="24"/>
-              </w:rPr>
-              <w:t xml:space="preserve"> (off</w:t>
-            </w:r>
-            <w:r>
-              <w:rPr>
-                <w:sz w:val="24"/>
-                <w:szCs w:val="24"/>
-              </w:rPr>
-              <w:t>/ deactivated</w:t>
-            </w:r>
-            <w:r>
-              <w:rPr>
-                <w:sz w:val="24"/>
-                <w:szCs w:val="24"/>
-              </w:rPr>
-              <w:t>)</w:t>
-            </w:r>
-          </w:p>
-        </w:tc>
-        <w:tc>
-          <w:tcPr>
-            <w:tcW w:w="1613" w:type="dxa"/>
+            <w:tcW w:w="2084" w:type="dxa"/>
+          </w:tcPr>
+          <w:p>
+            <w:pPr>
+              <w:rPr>
+                <w:sz w:val="24"/>
+                <w:szCs w:val="24"/>
+              </w:rPr>
+            </w:pPr>
+            <w:r>
+              <w:rPr>
+                <w:sz w:val="24"/>
+                <w:szCs w:val="24"/>
+              </w:rPr>
+              <w:t>The servo should be at position 0° (off/ deactivated)</w:t>
+            </w:r>
+          </w:p>
+        </w:tc>
+        <w:tc>
+          <w:tcPr>
+            <w:tcW w:w="1595" w:type="dxa"/>
           </w:tcPr>
           <w:p>
             <w:pPr>
@@ -1303,7 +1267,7 @@
       <w:tr>
         <w:tc>
           <w:tcPr>
-            <w:tcW w:w="928" w:type="dxa"/>
+            <w:tcW w:w="986" w:type="dxa"/>
           </w:tcPr>
           <w:p>
             <w:pPr>
@@ -1323,7 +1287,7 @@
         </w:tc>
         <w:tc>
           <w:tcPr>
-            <w:tcW w:w="2140" w:type="dxa"/>
+            <w:tcW w:w="2129" w:type="dxa"/>
           </w:tcPr>
           <w:p>
             <w:pPr>
@@ -1343,7 +1307,7 @@
         </w:tc>
         <w:tc>
           <w:tcPr>
-            <w:tcW w:w="2237" w:type="dxa"/>
+            <w:tcW w:w="2222" w:type="dxa"/>
           </w:tcPr>
           <w:p>
             <w:pPr>
@@ -1363,7 +1327,7 @@
         </w:tc>
         <w:tc>
           <w:tcPr>
-            <w:tcW w:w="2098" w:type="dxa"/>
+            <w:tcW w:w="2084" w:type="dxa"/>
           </w:tcPr>
           <w:p>
             <w:pPr>
@@ -1383,7 +1347,7 @@
         </w:tc>
         <w:tc>
           <w:tcPr>
-            <w:tcW w:w="1613" w:type="dxa"/>
+            <w:tcW w:w="1595" w:type="dxa"/>
           </w:tcPr>
           <w:p>
             <w:pPr>
@@ -1398,7 +1362,7 @@
       <w:tr>
         <w:tc>
           <w:tcPr>
-            <w:tcW w:w="928" w:type="dxa"/>
+            <w:tcW w:w="986" w:type="dxa"/>
           </w:tcPr>
           <w:p>
             <w:pPr>
@@ -1418,7 +1382,7 @@
         </w:tc>
         <w:tc>
           <w:tcPr>
-            <w:tcW w:w="2140" w:type="dxa"/>
+            <w:tcW w:w="2129" w:type="dxa"/>
           </w:tcPr>
           <w:p>
             <w:pPr>
@@ -1438,7 +1402,7 @@
         </w:tc>
         <w:tc>
           <w:tcPr>
-            <w:tcW w:w="2237" w:type="dxa"/>
+            <w:tcW w:w="2222" w:type="dxa"/>
           </w:tcPr>
           <w:p>
             <w:pPr>
@@ -1465,7 +1429,7 @@
         </w:tc>
         <w:tc>
           <w:tcPr>
-            <w:tcW w:w="2098" w:type="dxa"/>
+            <w:tcW w:w="2084" w:type="dxa"/>
           </w:tcPr>
           <w:p>
             <w:pPr>
@@ -1485,7 +1449,439 @@
         </w:tc>
         <w:tc>
           <w:tcPr>
-            <w:tcW w:w="1613" w:type="dxa"/>
+            <w:tcW w:w="1595" w:type="dxa"/>
+          </w:tcPr>
+          <w:p>
+            <w:pPr>
+              <w:rPr>
+                <w:sz w:val="24"/>
+                <w:szCs w:val="24"/>
+              </w:rPr>
+            </w:pPr>
+          </w:p>
+        </w:tc>
+      </w:tr>
+      <w:tr>
+        <w:tc>
+          <w:tcPr>
+            <w:tcW w:w="9016" w:type="dxa"/>
+            <w:gridSpan w:val="5"/>
+            <w:shd w:val="clear" w:color="auto" w:fill="E7E6E6" w:themeFill="background2"/>
+          </w:tcPr>
+          <w:p>
+            <w:pPr>
+              <w:jc w:val="center"/>
+              <w:rPr>
+                <w:sz w:val="24"/>
+                <w:szCs w:val="24"/>
+              </w:rPr>
+            </w:pPr>
+            <w:r>
+              <w:rPr>
+                <w:sz w:val="24"/>
+                <w:szCs w:val="24"/>
+              </w:rPr>
+              <w:t>Node 3 – Alerting Node</w:t>
+            </w:r>
+          </w:p>
+        </w:tc>
+      </w:tr>
+      <w:tr>
+        <w:tc>
+          <w:tcPr>
+            <w:tcW w:w="986" w:type="dxa"/>
+          </w:tcPr>
+          <w:p>
+            <w:pPr>
+              <w:rPr>
+                <w:sz w:val="24"/>
+                <w:szCs w:val="24"/>
+              </w:rPr>
+            </w:pPr>
+            <w:r>
+              <w:rPr>
+                <w:sz w:val="24"/>
+                <w:szCs w:val="24"/>
+              </w:rPr>
+              <w:t>TC - 12</w:t>
+            </w:r>
+          </w:p>
+        </w:tc>
+        <w:tc>
+          <w:tcPr>
+            <w:tcW w:w="2129" w:type="dxa"/>
+          </w:tcPr>
+          <w:p>
+            <w:pPr>
+              <w:rPr>
+                <w:sz w:val="24"/>
+                <w:szCs w:val="24"/>
+              </w:rPr>
+            </w:pPr>
+            <w:r>
+              <w:rPr>
+                <w:sz w:val="24"/>
+                <w:szCs w:val="24"/>
+              </w:rPr>
+              <w:t>I2C LCD Display</w:t>
+            </w:r>
+          </w:p>
+        </w:tc>
+        <w:tc>
+          <w:tcPr>
+            <w:tcW w:w="2222" w:type="dxa"/>
+          </w:tcPr>
+          <w:p>
+            <w:pPr>
+              <w:rPr>
+                <w:sz w:val="24"/>
+                <w:szCs w:val="24"/>
+              </w:rPr>
+            </w:pPr>
+            <w:r>
+              <w:rPr>
+                <w:sz w:val="24"/>
+                <w:szCs w:val="24"/>
+              </w:rPr>
+              <w:t>Initialise the display and write “A.E.R.O” to row 0</w:t>
+            </w:r>
+          </w:p>
+        </w:tc>
+        <w:tc>
+          <w:tcPr>
+            <w:tcW w:w="2084" w:type="dxa"/>
+          </w:tcPr>
+          <w:p>
+            <w:pPr>
+              <w:rPr>
+                <w:sz w:val="24"/>
+                <w:szCs w:val="24"/>
+              </w:rPr>
+            </w:pPr>
+            <w:r>
+              <w:rPr>
+                <w:sz w:val="24"/>
+                <w:szCs w:val="24"/>
+              </w:rPr>
+              <w:t>The display clearly renders the text without corruption</w:t>
+            </w:r>
+          </w:p>
+        </w:tc>
+        <w:tc>
+          <w:tcPr>
+            <w:tcW w:w="1595" w:type="dxa"/>
+          </w:tcPr>
+          <w:p>
+            <w:pPr>
+              <w:rPr>
+                <w:sz w:val="24"/>
+                <w:szCs w:val="24"/>
+              </w:rPr>
+            </w:pPr>
+          </w:p>
+        </w:tc>
+      </w:tr>
+      <w:tr>
+        <w:tc>
+          <w:tcPr>
+            <w:tcW w:w="986" w:type="dxa"/>
+          </w:tcPr>
+          <w:p>
+            <w:pPr>
+              <w:rPr>
+                <w:sz w:val="24"/>
+                <w:szCs w:val="24"/>
+              </w:rPr>
+            </w:pPr>
+            <w:r>
+              <w:rPr>
+                <w:sz w:val="24"/>
+                <w:szCs w:val="24"/>
+              </w:rPr>
+              <w:t>TC - 13</w:t>
+            </w:r>
+          </w:p>
+        </w:tc>
+        <w:tc>
+          <w:tcPr>
+            <w:tcW w:w="2129" w:type="dxa"/>
+          </w:tcPr>
+          <w:p>
+            <w:pPr>
+              <w:rPr>
+                <w:sz w:val="24"/>
+                <w:szCs w:val="24"/>
+              </w:rPr>
+            </w:pPr>
+            <w:r>
+              <w:rPr>
+                <w:sz w:val="24"/>
+                <w:szCs w:val="24"/>
+              </w:rPr>
+              <w:t xml:space="preserve">Buzzer </w:t>
+            </w:r>
+          </w:p>
+        </w:tc>
+        <w:tc>
+          <w:tcPr>
+            <w:tcW w:w="2222" w:type="dxa"/>
+          </w:tcPr>
+          <w:p>
+            <w:pPr>
+              <w:rPr>
+                <w:sz w:val="24"/>
+                <w:szCs w:val="24"/>
+              </w:rPr>
+            </w:pPr>
+            <w:r>
+              <w:rPr>
+                <w:sz w:val="24"/>
+                <w:szCs w:val="24"/>
+              </w:rPr>
+              <w:t xml:space="preserve">Enable the alarm function </w:t>
+            </w:r>
+          </w:p>
+        </w:tc>
+        <w:tc>
+          <w:tcPr>
+            <w:tcW w:w="2084" w:type="dxa"/>
+          </w:tcPr>
+          <w:p>
+            <w:pPr>
+              <w:rPr>
+                <w:sz w:val="24"/>
+                <w:szCs w:val="24"/>
+              </w:rPr>
+            </w:pPr>
+            <w:r>
+              <w:rPr>
+                <w:sz w:val="24"/>
+                <w:szCs w:val="24"/>
+              </w:rPr>
+              <w:t>The buzzer should generate loud alarm sounds</w:t>
+            </w:r>
+          </w:p>
+        </w:tc>
+        <w:tc>
+          <w:tcPr>
+            <w:tcW w:w="1595" w:type="dxa"/>
+          </w:tcPr>
+          <w:p>
+            <w:pPr>
+              <w:rPr>
+                <w:sz w:val="24"/>
+                <w:szCs w:val="24"/>
+              </w:rPr>
+            </w:pPr>
+          </w:p>
+        </w:tc>
+      </w:tr>
+      <w:tr>
+        <w:tc>
+          <w:tcPr>
+            <w:tcW w:w="986" w:type="dxa"/>
+          </w:tcPr>
+          <w:p>
+            <w:pPr>
+              <w:rPr>
+                <w:sz w:val="24"/>
+                <w:szCs w:val="24"/>
+              </w:rPr>
+            </w:pPr>
+            <w:r>
+              <w:rPr>
+                <w:sz w:val="24"/>
+                <w:szCs w:val="24"/>
+              </w:rPr>
+              <w:t>TC - 14</w:t>
+            </w:r>
+          </w:p>
+        </w:tc>
+        <w:tc>
+          <w:tcPr>
+            <w:tcW w:w="2129" w:type="dxa"/>
+          </w:tcPr>
+          <w:p>
+            <w:pPr>
+              <w:rPr>
+                <w:sz w:val="24"/>
+                <w:szCs w:val="24"/>
+              </w:rPr>
+            </w:pPr>
+            <w:r>
+              <w:rPr>
+                <w:sz w:val="24"/>
+                <w:szCs w:val="24"/>
+              </w:rPr>
+              <w:t>LEDs (Status indicators)</w:t>
+            </w:r>
+          </w:p>
+        </w:tc>
+        <w:tc>
+          <w:tcPr>
+            <w:tcW w:w="2222" w:type="dxa"/>
+          </w:tcPr>
+          <w:p>
+            <w:pPr>
+              <w:rPr>
+                <w:sz w:val="24"/>
+                <w:szCs w:val="24"/>
+              </w:rPr>
+            </w:pPr>
+            <w:r>
+              <w:rPr>
+                <w:sz w:val="24"/>
+                <w:szCs w:val="24"/>
+              </w:rPr>
+              <w:t>Three steps:</w:t>
+            </w:r>
+            <w:r>
+              <w:rPr>
+                <w:sz w:val="24"/>
+                <w:szCs w:val="24"/>
+              </w:rPr>
+              <w:br/>
+              <w:t>• Activate the green LED pin HIGH, and both Yellow and red LED pins LOW</w:t>
+            </w:r>
+          </w:p>
+          <w:p>
+            <w:pPr>
+              <w:rPr>
+                <w:sz w:val="24"/>
+                <w:szCs w:val="24"/>
+              </w:rPr>
+            </w:pPr>
+            <w:r>
+              <w:rPr>
+                <w:sz w:val="24"/>
+                <w:szCs w:val="24"/>
+              </w:rPr>
+              <w:t xml:space="preserve">• </w:t>
+            </w:r>
+            <w:r>
+              <w:rPr>
+                <w:sz w:val="24"/>
+                <w:szCs w:val="24"/>
+              </w:rPr>
+              <w:t xml:space="preserve">Activate the </w:t>
+            </w:r>
+            <w:r>
+              <w:rPr>
+                <w:sz w:val="24"/>
+                <w:szCs w:val="24"/>
+              </w:rPr>
+              <w:t>yellow</w:t>
+            </w:r>
+            <w:r>
+              <w:rPr>
+                <w:sz w:val="24"/>
+                <w:szCs w:val="24"/>
+              </w:rPr>
+              <w:t xml:space="preserve"> LED pin HIGH, and both </w:t>
+            </w:r>
+            <w:r>
+              <w:rPr>
+                <w:sz w:val="24"/>
+                <w:szCs w:val="24"/>
+              </w:rPr>
+              <w:t>green</w:t>
+            </w:r>
+            <w:r>
+              <w:rPr>
+                <w:sz w:val="24"/>
+                <w:szCs w:val="24"/>
+              </w:rPr>
+              <w:t xml:space="preserve"> and </w:t>
+            </w:r>
+            <w:r>
+              <w:rPr>
+                <w:sz w:val="24"/>
+                <w:szCs w:val="24"/>
+              </w:rPr>
+              <w:t>red</w:t>
+            </w:r>
+            <w:r>
+              <w:rPr>
+                <w:sz w:val="24"/>
+                <w:szCs w:val="24"/>
+              </w:rPr>
+              <w:t xml:space="preserve"> LED pins LOW</w:t>
+            </w:r>
+          </w:p>
+          <w:p>
+            <w:pPr>
+              <w:rPr>
+                <w:sz w:val="24"/>
+                <w:szCs w:val="24"/>
+              </w:rPr>
+            </w:pPr>
+            <w:r>
+              <w:rPr>
+                <w:sz w:val="24"/>
+                <w:szCs w:val="24"/>
+              </w:rPr>
+              <w:t xml:space="preserve">• </w:t>
+            </w:r>
+            <w:r>
+              <w:rPr>
+                <w:sz w:val="24"/>
+                <w:szCs w:val="24"/>
+              </w:rPr>
+              <w:t xml:space="preserve">Activate the </w:t>
+            </w:r>
+            <w:r>
+              <w:rPr>
+                <w:sz w:val="24"/>
+                <w:szCs w:val="24"/>
+              </w:rPr>
+              <w:t>red</w:t>
+            </w:r>
+            <w:r>
+              <w:rPr>
+                <w:sz w:val="24"/>
+                <w:szCs w:val="24"/>
+              </w:rPr>
+              <w:t xml:space="preserve"> LED pin HIGH, and both green and </w:t>
+            </w:r>
+            <w:r>
+              <w:rPr>
+                <w:sz w:val="24"/>
+                <w:szCs w:val="24"/>
+              </w:rPr>
+              <w:t>yellow</w:t>
+            </w:r>
+            <w:r>
+              <w:rPr>
+                <w:sz w:val="24"/>
+                <w:szCs w:val="24"/>
+              </w:rPr>
+              <w:t xml:space="preserve"> LED pins LOW</w:t>
+            </w:r>
+          </w:p>
+        </w:tc>
+        <w:tc>
+          <w:tcPr>
+            <w:tcW w:w="2084" w:type="dxa"/>
+          </w:tcPr>
+          <w:p>
+            <w:pPr>
+              <w:rPr>
+                <w:sz w:val="24"/>
+                <w:szCs w:val="24"/>
+              </w:rPr>
+            </w:pPr>
+            <w:r>
+              <w:rPr>
+                <w:sz w:val="24"/>
+                <w:szCs w:val="24"/>
+              </w:rPr>
+              <w:t>The green LED turns on whilst yellow and red LEDs are off, then the yellow LED turns on whilst green and red LEDs are off, and finally the red LED turns on where the green and yellow LEDs turn off</w:t>
+            </w:r>
+          </w:p>
+        </w:tc>
+        <w:tc>
+          <w:tcPr>
+            <w:tcW w:w="1595" w:type="dxa"/>
           </w:tcPr>
           <w:p>
             <w:pPr>

--- a/Sprint 1 Test Cases.docx
+++ b/Sprint 1 Test Cases.docx
@@ -10,10 +10,10 @@
       </w:tblPr>
       <w:tblGrid>
         <w:gridCol w:w="986"/>
-        <w:gridCol w:w="2129"/>
-        <w:gridCol w:w="2222"/>
-        <w:gridCol w:w="2084"/>
-        <w:gridCol w:w="1595"/>
+        <w:gridCol w:w="1844"/>
+        <w:gridCol w:w="2507"/>
+        <w:gridCol w:w="2455"/>
+        <w:gridCol w:w="1224"/>
       </w:tblGrid>
       <w:tr>
         <w:tc>
@@ -169,7 +169,7 @@
         </w:tc>
         <w:tc>
           <w:tcPr>
-            <w:tcW w:w="2129" w:type="dxa"/>
+            <w:tcW w:w="1844" w:type="dxa"/>
           </w:tcPr>
           <w:p>
             <w:pPr>
@@ -194,7 +194,7 @@
         </w:tc>
         <w:tc>
           <w:tcPr>
-            <w:tcW w:w="2222" w:type="dxa"/>
+            <w:tcW w:w="2507" w:type="dxa"/>
           </w:tcPr>
           <w:p>
             <w:pPr>
@@ -219,7 +219,7 @@
         </w:tc>
         <w:tc>
           <w:tcPr>
-            <w:tcW w:w="2084" w:type="dxa"/>
+            <w:tcW w:w="2455" w:type="dxa"/>
           </w:tcPr>
           <w:p>
             <w:pPr>
@@ -244,7 +244,7 @@
         </w:tc>
         <w:tc>
           <w:tcPr>
-            <w:tcW w:w="1595" w:type="dxa"/>
+            <w:tcW w:w="1224" w:type="dxa"/>
           </w:tcPr>
           <w:p>
             <w:pPr>
@@ -291,7 +291,7 @@
         </w:tc>
         <w:tc>
           <w:tcPr>
-            <w:tcW w:w="2129" w:type="dxa"/>
+            <w:tcW w:w="1844" w:type="dxa"/>
           </w:tcPr>
           <w:p>
             <w:pPr>
@@ -311,7 +311,7 @@
         </w:tc>
         <w:tc>
           <w:tcPr>
-            <w:tcW w:w="2222" w:type="dxa"/>
+            <w:tcW w:w="2507" w:type="dxa"/>
           </w:tcPr>
           <w:p>
             <w:pPr>
@@ -338,7 +338,7 @@
         </w:tc>
         <w:tc>
           <w:tcPr>
-            <w:tcW w:w="2084" w:type="dxa"/>
+            <w:tcW w:w="2455" w:type="dxa"/>
           </w:tcPr>
           <w:p>
             <w:pPr>
@@ -382,15 +382,38 @@
         </w:tc>
         <w:tc>
           <w:tcPr>
-            <w:tcW w:w="1595" w:type="dxa"/>
-          </w:tcPr>
-          <w:p>
-            <w:pPr>
-              <w:rPr>
-                <w:sz w:val="24"/>
-                <w:szCs w:val="24"/>
-              </w:rPr>
-            </w:pPr>
+            <w:tcW w:w="1224" w:type="dxa"/>
+          </w:tcPr>
+          <w:p>
+            <w:pPr>
+              <w:jc w:val="center"/>
+              <w:rPr>
+                <w:b/>
+                <w:bCs/>
+                <w:sz w:val="24"/>
+                <w:szCs w:val="24"/>
+              </w:rPr>
+            </w:pPr>
+            <w:r>
+              <w:rPr>
+                <w:b/>
+                <w:bCs/>
+                <w:color w:val="70AD47" w:themeColor="accent6"/>
+                <w:sz w:val="24"/>
+                <w:szCs w:val="24"/>
+              </w:rPr>
+              <w:t>PASS</w:t>
+            </w:r>
+            <w:r>
+              <w:rPr>
+                <w:b/>
+                <w:bCs/>
+                <w:color w:val="70AD47" w:themeColor="accent6"/>
+                <w:sz w:val="24"/>
+                <w:szCs w:val="24"/>
+              </w:rPr>
+              <w:t>ED</w:t>
+            </w:r>
           </w:p>
         </w:tc>
       </w:tr>
@@ -424,7 +447,7 @@
         </w:tc>
         <w:tc>
           <w:tcPr>
-            <w:tcW w:w="2129" w:type="dxa"/>
+            <w:tcW w:w="1844" w:type="dxa"/>
           </w:tcPr>
           <w:p>
             <w:pPr>
@@ -444,7 +467,7 @@
         </w:tc>
         <w:tc>
           <w:tcPr>
-            <w:tcW w:w="2222" w:type="dxa"/>
+            <w:tcW w:w="2507" w:type="dxa"/>
           </w:tcPr>
           <w:p>
             <w:pPr>
@@ -506,7 +529,7 @@
         </w:tc>
         <w:tc>
           <w:tcPr>
-            <w:tcW w:w="2084" w:type="dxa"/>
+            <w:tcW w:w="2455" w:type="dxa"/>
           </w:tcPr>
           <w:p>
             <w:pPr>
@@ -522,14 +545,64 @@
               </w:rPr>
               <w:t>The serial monitor shows a reading of 5cm increase in water level</w:t>
             </w:r>
-          </w:p>
-        </w:tc>
-        <w:tc>
-          <w:tcPr>
-            <w:tcW w:w="1595" w:type="dxa"/>
-          </w:tcPr>
-          <w:p>
-            <w:pPr>
+            <w:r>
+              <w:rPr>
+                <w:sz w:val="24"/>
+                <w:szCs w:val="24"/>
+              </w:rPr>
+              <w:t xml:space="preserve"> (distance is 5cm less than original as water </w:t>
+            </w:r>
+            <w:r>
+              <w:rPr>
+                <w:sz w:val="24"/>
+                <w:szCs w:val="24"/>
+              </w:rPr>
+              <w:t xml:space="preserve">level </w:t>
+            </w:r>
+            <w:r>
+              <w:rPr>
+                <w:sz w:val="24"/>
+                <w:szCs w:val="24"/>
+              </w:rPr>
+              <w:t xml:space="preserve">is </w:t>
+            </w:r>
+            <w:r>
+              <w:rPr>
+                <w:sz w:val="24"/>
+                <w:szCs w:val="24"/>
+              </w:rPr>
+              <w:t xml:space="preserve">now 5cm </w:t>
+            </w:r>
+            <w:r>
+              <w:rPr>
+                <w:sz w:val="24"/>
+                <w:szCs w:val="24"/>
+              </w:rPr>
+              <w:t>closer</w:t>
+            </w:r>
+            <w:r>
+              <w:rPr>
+                <w:sz w:val="24"/>
+                <w:szCs w:val="24"/>
+              </w:rPr>
+              <w:t xml:space="preserve"> to sensor</w:t>
+            </w:r>
+            <w:r>
+              <w:rPr>
+                <w:sz w:val="24"/>
+                <w:szCs w:val="24"/>
+              </w:rPr>
+              <w:t>)</w:t>
+            </w:r>
+          </w:p>
+        </w:tc>
+        <w:tc>
+          <w:tcPr>
+            <w:tcW w:w="1224" w:type="dxa"/>
+          </w:tcPr>
+          <w:p>
+            <w:pPr>
+              <w:jc w:val="center"/>
               <w:rPr>
                 <w:sz w:val="24"/>
                 <w:szCs w:val="24"/>
@@ -568,7 +641,7 @@
         </w:tc>
         <w:tc>
           <w:tcPr>
-            <w:tcW w:w="2129" w:type="dxa"/>
+            <w:tcW w:w="1844" w:type="dxa"/>
           </w:tcPr>
           <w:p>
             <w:pPr>
@@ -602,7 +675,7 @@
         </w:tc>
         <w:tc>
           <w:tcPr>
-            <w:tcW w:w="2222" w:type="dxa"/>
+            <w:tcW w:w="2507" w:type="dxa"/>
           </w:tcPr>
           <w:p>
             <w:pPr>
@@ -622,7 +695,7 @@
         </w:tc>
         <w:tc>
           <w:tcPr>
-            <w:tcW w:w="2084" w:type="dxa"/>
+            <w:tcW w:w="2455" w:type="dxa"/>
           </w:tcPr>
           <w:p>
             <w:pPr>
@@ -642,15 +715,28 @@
         </w:tc>
         <w:tc>
           <w:tcPr>
-            <w:tcW w:w="1595" w:type="dxa"/>
-          </w:tcPr>
-          <w:p>
-            <w:pPr>
-              <w:rPr>
-                <w:sz w:val="24"/>
-                <w:szCs w:val="24"/>
-              </w:rPr>
-            </w:pPr>
+            <w:tcW w:w="1224" w:type="dxa"/>
+          </w:tcPr>
+          <w:p>
+            <w:pPr>
+              <w:jc w:val="center"/>
+              <w:rPr>
+                <w:b/>
+                <w:bCs/>
+                <w:sz w:val="24"/>
+                <w:szCs w:val="24"/>
+              </w:rPr>
+            </w:pPr>
+            <w:r>
+              <w:rPr>
+                <w:b/>
+                <w:bCs/>
+                <w:color w:val="70AD47" w:themeColor="accent6"/>
+                <w:sz w:val="24"/>
+                <w:szCs w:val="24"/>
+              </w:rPr>
+              <w:t>PASSED</w:t>
+            </w:r>
           </w:p>
         </w:tc>
       </w:tr>
@@ -684,7 +770,7 @@
         </w:tc>
         <w:tc>
           <w:tcPr>
-            <w:tcW w:w="2129" w:type="dxa"/>
+            <w:tcW w:w="1844" w:type="dxa"/>
           </w:tcPr>
           <w:p>
             <w:pPr>
@@ -704,7 +790,7 @@
         </w:tc>
         <w:tc>
           <w:tcPr>
-            <w:tcW w:w="2222" w:type="dxa"/>
+            <w:tcW w:w="2507" w:type="dxa"/>
           </w:tcPr>
           <w:p>
             <w:pPr>
@@ -724,30 +810,45 @@
         </w:tc>
         <w:tc>
           <w:tcPr>
-            <w:tcW w:w="2084" w:type="dxa"/>
-          </w:tcPr>
-          <w:p>
-            <w:pPr>
-              <w:rPr>
-                <w:sz w:val="24"/>
-                <w:szCs w:val="24"/>
-              </w:rPr>
-            </w:pPr>
-            <w:r>
-              <w:rPr>
-                <w:sz w:val="24"/>
-                <w:szCs w:val="24"/>
-              </w:rPr>
-              <w:t>Sensor readings should gradually increase over the two minutes.</w:t>
-            </w:r>
-          </w:p>
-        </w:tc>
-        <w:tc>
-          <w:tcPr>
-            <w:tcW w:w="1595" w:type="dxa"/>
-          </w:tcPr>
-          <w:p>
-            <w:pPr>
+            <w:tcW w:w="2455" w:type="dxa"/>
+          </w:tcPr>
+          <w:p>
+            <w:pPr>
+              <w:rPr>
+                <w:sz w:val="24"/>
+                <w:szCs w:val="24"/>
+              </w:rPr>
+            </w:pPr>
+            <w:r>
+              <w:rPr>
+                <w:sz w:val="24"/>
+                <w:szCs w:val="24"/>
+              </w:rPr>
+              <w:t xml:space="preserve">Sensor </w:t>
+            </w:r>
+            <w:r>
+              <w:rPr>
+                <w:sz w:val="24"/>
+                <w:szCs w:val="24"/>
+              </w:rPr>
+              <w:t xml:space="preserve">temperature </w:t>
+            </w:r>
+            <w:r>
+              <w:rPr>
+                <w:sz w:val="24"/>
+                <w:szCs w:val="24"/>
+              </w:rPr>
+              <w:t>readings should gradually increase over the two minutes.</w:t>
+            </w:r>
+          </w:p>
+        </w:tc>
+        <w:tc>
+          <w:tcPr>
+            <w:tcW w:w="1224" w:type="dxa"/>
+          </w:tcPr>
+          <w:p>
+            <w:pPr>
+              <w:jc w:val="center"/>
               <w:rPr>
                 <w:sz w:val="24"/>
                 <w:szCs w:val="24"/>
@@ -779,7 +880,7 @@
         </w:tc>
         <w:tc>
           <w:tcPr>
-            <w:tcW w:w="2129" w:type="dxa"/>
+            <w:tcW w:w="1844" w:type="dxa"/>
           </w:tcPr>
           <w:p>
             <w:pPr>
@@ -799,7 +900,7 @@
         </w:tc>
         <w:tc>
           <w:tcPr>
-            <w:tcW w:w="2222" w:type="dxa"/>
+            <w:tcW w:w="2507" w:type="dxa"/>
           </w:tcPr>
           <w:p>
             <w:pPr>
@@ -819,35 +920,79 @@
         </w:tc>
         <w:tc>
           <w:tcPr>
-            <w:tcW w:w="2084" w:type="dxa"/>
-          </w:tcPr>
-          <w:p>
-            <w:pPr>
-              <w:rPr>
-                <w:sz w:val="24"/>
-                <w:szCs w:val="24"/>
-              </w:rPr>
-            </w:pPr>
-            <w:r>
-              <w:rPr>
-                <w:sz w:val="24"/>
-                <w:szCs w:val="24"/>
-              </w:rPr>
-              <w:t>The current room humidity and DHT11 temperature should be the same (± 2°C)</w:t>
-            </w:r>
-          </w:p>
-        </w:tc>
-        <w:tc>
-          <w:tcPr>
-            <w:tcW w:w="1595" w:type="dxa"/>
-          </w:tcPr>
-          <w:p>
-            <w:pPr>
-              <w:rPr>
-                <w:sz w:val="24"/>
-                <w:szCs w:val="24"/>
-              </w:rPr>
-            </w:pPr>
+            <w:tcW w:w="2455" w:type="dxa"/>
+          </w:tcPr>
+          <w:p>
+            <w:pPr>
+              <w:rPr>
+                <w:sz w:val="24"/>
+                <w:szCs w:val="24"/>
+              </w:rPr>
+            </w:pPr>
+            <w:r>
+              <w:rPr>
+                <w:sz w:val="24"/>
+                <w:szCs w:val="24"/>
+              </w:rPr>
+              <w:t xml:space="preserve">The current room humidity and DHT11 </w:t>
+            </w:r>
+            <w:r>
+              <w:rPr>
+                <w:sz w:val="24"/>
+                <w:szCs w:val="24"/>
+              </w:rPr>
+              <w:t>humidity</w:t>
+            </w:r>
+            <w:r>
+              <w:rPr>
+                <w:sz w:val="24"/>
+                <w:szCs w:val="24"/>
+              </w:rPr>
+              <w:t xml:space="preserve"> should be the same (± </w:t>
+            </w:r>
+            <w:r>
+              <w:rPr>
+                <w:sz w:val="24"/>
+                <w:szCs w:val="24"/>
+              </w:rPr>
+              <w:t>5</w:t>
+            </w:r>
+            <w:r>
+              <w:rPr>
+                <w:sz w:val="24"/>
+                <w:szCs w:val="24"/>
+              </w:rPr>
+              <w:t>%</w:t>
+            </w:r>
+            <w:r>
+              <w:rPr>
+                <w:sz w:val="24"/>
+                <w:szCs w:val="24"/>
+              </w:rPr>
+              <w:t>)</w:t>
+            </w:r>
+          </w:p>
+        </w:tc>
+        <w:tc>
+          <w:tcPr>
+            <w:tcW w:w="1224" w:type="dxa"/>
+          </w:tcPr>
+          <w:p>
+            <w:pPr>
+              <w:jc w:val="center"/>
+              <w:rPr>
+                <w:sz w:val="24"/>
+                <w:szCs w:val="24"/>
+              </w:rPr>
+            </w:pPr>
+            <w:r>
+              <w:rPr>
+                <w:color w:val="70AD47" w:themeColor="accent6"/>
+                <w:sz w:val="24"/>
+                <w:szCs w:val="24"/>
+              </w:rPr>
+              <w:t>PASSED</w:t>
+            </w:r>
           </w:p>
         </w:tc>
       </w:tr>
@@ -874,7 +1019,7 @@
         </w:tc>
         <w:tc>
           <w:tcPr>
-            <w:tcW w:w="2129" w:type="dxa"/>
+            <w:tcW w:w="1844" w:type="dxa"/>
           </w:tcPr>
           <w:p>
             <w:pPr>
@@ -894,7 +1039,7 @@
         </w:tc>
         <w:tc>
           <w:tcPr>
-            <w:tcW w:w="2222" w:type="dxa"/>
+            <w:tcW w:w="2507" w:type="dxa"/>
           </w:tcPr>
           <w:p>
             <w:pPr>
@@ -914,30 +1059,45 @@
         </w:tc>
         <w:tc>
           <w:tcPr>
-            <w:tcW w:w="2084" w:type="dxa"/>
-          </w:tcPr>
-          <w:p>
-            <w:pPr>
-              <w:rPr>
-                <w:sz w:val="24"/>
-                <w:szCs w:val="24"/>
-              </w:rPr>
-            </w:pPr>
-            <w:r>
-              <w:rPr>
-                <w:sz w:val="24"/>
-                <w:szCs w:val="24"/>
-              </w:rPr>
-              <w:t>Sensor readings should gradually decrease over the two minutes.</w:t>
-            </w:r>
-          </w:p>
-        </w:tc>
-        <w:tc>
-          <w:tcPr>
-            <w:tcW w:w="1595" w:type="dxa"/>
-          </w:tcPr>
-          <w:p>
-            <w:pPr>
+            <w:tcW w:w="2455" w:type="dxa"/>
+          </w:tcPr>
+          <w:p>
+            <w:pPr>
+              <w:rPr>
+                <w:sz w:val="24"/>
+                <w:szCs w:val="24"/>
+              </w:rPr>
+            </w:pPr>
+            <w:r>
+              <w:rPr>
+                <w:sz w:val="24"/>
+                <w:szCs w:val="24"/>
+              </w:rPr>
+              <w:t xml:space="preserve">Sensor </w:t>
+            </w:r>
+            <w:r>
+              <w:rPr>
+                <w:sz w:val="24"/>
+                <w:szCs w:val="24"/>
+              </w:rPr>
+              <w:t xml:space="preserve">humidity </w:t>
+            </w:r>
+            <w:r>
+              <w:rPr>
+                <w:sz w:val="24"/>
+                <w:szCs w:val="24"/>
+              </w:rPr>
+              <w:t>readings should gradually decrease over the two minutes.</w:t>
+            </w:r>
+          </w:p>
+        </w:tc>
+        <w:tc>
+          <w:tcPr>
+            <w:tcW w:w="1224" w:type="dxa"/>
+          </w:tcPr>
+          <w:p>
+            <w:pPr>
+              <w:jc w:val="center"/>
               <w:rPr>
                 <w:sz w:val="24"/>
                 <w:szCs w:val="24"/>
@@ -963,14 +1123,13 @@
                 <w:sz w:val="24"/>
                 <w:szCs w:val="24"/>
               </w:rPr>
-              <w:lastRenderedPageBreak/>
               <w:t>TC-07</w:t>
             </w:r>
           </w:p>
         </w:tc>
         <w:tc>
           <w:tcPr>
-            <w:tcW w:w="2129" w:type="dxa"/>
+            <w:tcW w:w="1844" w:type="dxa"/>
           </w:tcPr>
           <w:p>
             <w:pPr>
@@ -990,7 +1149,7 @@
         </w:tc>
         <w:tc>
           <w:tcPr>
-            <w:tcW w:w="2222" w:type="dxa"/>
+            <w:tcW w:w="2507" w:type="dxa"/>
           </w:tcPr>
           <w:p>
             <w:pPr>
@@ -1010,7 +1169,7 @@
         </w:tc>
         <w:tc>
           <w:tcPr>
-            <w:tcW w:w="2084" w:type="dxa"/>
+            <w:tcW w:w="2455" w:type="dxa"/>
           </w:tcPr>
           <w:p>
             <w:pPr>
@@ -1030,10 +1189,11 @@
         </w:tc>
         <w:tc>
           <w:tcPr>
-            <w:tcW w:w="1595" w:type="dxa"/>
-          </w:tcPr>
-          <w:p>
-            <w:pPr>
+            <w:tcW w:w="1224" w:type="dxa"/>
+          </w:tcPr>
+          <w:p>
+            <w:pPr>
+              <w:jc w:val="center"/>
               <w:rPr>
                 <w:sz w:val="24"/>
                 <w:szCs w:val="24"/>
@@ -1065,7 +1225,7 @@
         </w:tc>
         <w:tc>
           <w:tcPr>
-            <w:tcW w:w="2129" w:type="dxa"/>
+            <w:tcW w:w="1844" w:type="dxa"/>
           </w:tcPr>
           <w:p>
             <w:pPr>
@@ -1085,50 +1245,60 @@
         </w:tc>
         <w:tc>
           <w:tcPr>
-            <w:tcW w:w="2222" w:type="dxa"/>
-          </w:tcPr>
-          <w:p>
-            <w:pPr>
-              <w:rPr>
-                <w:sz w:val="24"/>
-                <w:szCs w:val="24"/>
-              </w:rPr>
-            </w:pPr>
-            <w:r>
-              <w:rPr>
-                <w:sz w:val="24"/>
-                <w:szCs w:val="24"/>
-              </w:rPr>
-              <w:t>Insert capacitive soil moisture sensor in the soil of a healthy watered plant</w:t>
-            </w:r>
-          </w:p>
-        </w:tc>
-        <w:tc>
-          <w:tcPr>
-            <w:tcW w:w="2084" w:type="dxa"/>
-          </w:tcPr>
-          <w:p>
-            <w:pPr>
-              <w:rPr>
-                <w:sz w:val="24"/>
-                <w:szCs w:val="24"/>
-              </w:rPr>
-            </w:pPr>
-            <w:r>
-              <w:rPr>
-                <w:sz w:val="24"/>
-                <w:szCs w:val="24"/>
-              </w:rPr>
+            <w:tcW w:w="2507" w:type="dxa"/>
+          </w:tcPr>
+          <w:p>
+            <w:pPr>
+              <w:rPr>
+                <w:sz w:val="24"/>
+                <w:szCs w:val="24"/>
+              </w:rPr>
+            </w:pPr>
+            <w:r>
+              <w:rPr>
+                <w:sz w:val="24"/>
+                <w:szCs w:val="24"/>
+              </w:rPr>
+              <w:t xml:space="preserve">Insert capacitive soil moisture sensor in the </w:t>
+            </w:r>
+            <w:r>
+              <w:rPr>
+                <w:sz w:val="24"/>
+                <w:szCs w:val="24"/>
+              </w:rPr>
+              <w:lastRenderedPageBreak/>
+              <w:t>soil of a healthy watered plant</w:t>
+            </w:r>
+          </w:p>
+        </w:tc>
+        <w:tc>
+          <w:tcPr>
+            <w:tcW w:w="2455" w:type="dxa"/>
+          </w:tcPr>
+          <w:p>
+            <w:pPr>
+              <w:rPr>
+                <w:sz w:val="24"/>
+                <w:szCs w:val="24"/>
+              </w:rPr>
+            </w:pPr>
+            <w:r>
+              <w:rPr>
+                <w:sz w:val="24"/>
+                <w:szCs w:val="24"/>
+              </w:rPr>
+              <w:lastRenderedPageBreak/>
               <w:t>Serial Monitor displays a normal reading</w:t>
             </w:r>
           </w:p>
         </w:tc>
         <w:tc>
           <w:tcPr>
-            <w:tcW w:w="1595" w:type="dxa"/>
-          </w:tcPr>
-          <w:p>
-            <w:pPr>
+            <w:tcW w:w="1224" w:type="dxa"/>
+          </w:tcPr>
+          <w:p>
+            <w:pPr>
+              <w:jc w:val="center"/>
               <w:rPr>
                 <w:sz w:val="24"/>
                 <w:szCs w:val="24"/>
@@ -1148,12 +1318,16 @@
             <w:pPr>
               <w:jc w:val="center"/>
               <w:rPr>
-                <w:sz w:val="24"/>
-                <w:szCs w:val="24"/>
-              </w:rPr>
-            </w:pPr>
-            <w:r>
-              <w:rPr>
+                <w:b/>
+                <w:bCs/>
+                <w:sz w:val="24"/>
+                <w:szCs w:val="24"/>
+              </w:rPr>
+            </w:pPr>
+            <w:r>
+              <w:rPr>
+                <w:b/>
+                <w:bCs/>
                 <w:sz w:val="24"/>
                 <w:szCs w:val="24"/>
               </w:rPr>
@@ -1192,7 +1366,7 @@
         </w:tc>
         <w:tc>
           <w:tcPr>
-            <w:tcW w:w="2129" w:type="dxa"/>
+            <w:tcW w:w="1844" w:type="dxa"/>
           </w:tcPr>
           <w:p>
             <w:pPr>
@@ -1212,7 +1386,7 @@
         </w:tc>
         <w:tc>
           <w:tcPr>
-            <w:tcW w:w="2222" w:type="dxa"/>
+            <w:tcW w:w="2507" w:type="dxa"/>
           </w:tcPr>
           <w:p>
             <w:pPr>
@@ -1232,7 +1406,7 @@
         </w:tc>
         <w:tc>
           <w:tcPr>
-            <w:tcW w:w="2084" w:type="dxa"/>
+            <w:tcW w:w="2455" w:type="dxa"/>
           </w:tcPr>
           <w:p>
             <w:pPr>
@@ -1252,15 +1426,28 @@
         </w:tc>
         <w:tc>
           <w:tcPr>
-            <w:tcW w:w="1595" w:type="dxa"/>
-          </w:tcPr>
-          <w:p>
-            <w:pPr>
-              <w:rPr>
-                <w:sz w:val="24"/>
-                <w:szCs w:val="24"/>
-              </w:rPr>
-            </w:pPr>
+            <w:tcW w:w="1224" w:type="dxa"/>
+          </w:tcPr>
+          <w:p>
+            <w:pPr>
+              <w:jc w:val="center"/>
+              <w:rPr>
+                <w:b/>
+                <w:bCs/>
+                <w:sz w:val="24"/>
+                <w:szCs w:val="24"/>
+              </w:rPr>
+            </w:pPr>
+            <w:r>
+              <w:rPr>
+                <w:b/>
+                <w:bCs/>
+                <w:color w:val="70AD47" w:themeColor="accent6"/>
+                <w:sz w:val="24"/>
+                <w:szCs w:val="24"/>
+              </w:rPr>
+              <w:t>PASSED</w:t>
+            </w:r>
           </w:p>
         </w:tc>
       </w:tr>
@@ -1287,7 +1474,7 @@
         </w:tc>
         <w:tc>
           <w:tcPr>
-            <w:tcW w:w="2129" w:type="dxa"/>
+            <w:tcW w:w="1844" w:type="dxa"/>
           </w:tcPr>
           <w:p>
             <w:pPr>
@@ -1307,7 +1494,7 @@
         </w:tc>
         <w:tc>
           <w:tcPr>
-            <w:tcW w:w="2222" w:type="dxa"/>
+            <w:tcW w:w="2507" w:type="dxa"/>
           </w:tcPr>
           <w:p>
             <w:pPr>
@@ -1327,7 +1514,7 @@
         </w:tc>
         <w:tc>
           <w:tcPr>
-            <w:tcW w:w="2084" w:type="dxa"/>
+            <w:tcW w:w="2455" w:type="dxa"/>
           </w:tcPr>
           <w:p>
             <w:pPr>
@@ -1347,15 +1534,28 @@
         </w:tc>
         <w:tc>
           <w:tcPr>
-            <w:tcW w:w="1595" w:type="dxa"/>
-          </w:tcPr>
-          <w:p>
-            <w:pPr>
-              <w:rPr>
-                <w:sz w:val="24"/>
-                <w:szCs w:val="24"/>
-              </w:rPr>
-            </w:pPr>
+            <w:tcW w:w="1224" w:type="dxa"/>
+          </w:tcPr>
+          <w:p>
+            <w:pPr>
+              <w:jc w:val="center"/>
+              <w:rPr>
+                <w:b/>
+                <w:bCs/>
+                <w:sz w:val="24"/>
+                <w:szCs w:val="24"/>
+              </w:rPr>
+            </w:pPr>
+            <w:r>
+              <w:rPr>
+                <w:b/>
+                <w:bCs/>
+                <w:color w:val="70AD47" w:themeColor="accent6"/>
+                <w:sz w:val="24"/>
+                <w:szCs w:val="24"/>
+              </w:rPr>
+              <w:t>PASSED</w:t>
+            </w:r>
           </w:p>
         </w:tc>
       </w:tr>
@@ -1382,7 +1582,7 @@
         </w:tc>
         <w:tc>
           <w:tcPr>
-            <w:tcW w:w="2129" w:type="dxa"/>
+            <w:tcW w:w="1844" w:type="dxa"/>
           </w:tcPr>
           <w:p>
             <w:pPr>
@@ -1402,7 +1602,7 @@
         </w:tc>
         <w:tc>
           <w:tcPr>
-            <w:tcW w:w="2222" w:type="dxa"/>
+            <w:tcW w:w="2507" w:type="dxa"/>
           </w:tcPr>
           <w:p>
             <w:pPr>
@@ -1429,7 +1629,7 @@
         </w:tc>
         <w:tc>
           <w:tcPr>
-            <w:tcW w:w="2084" w:type="dxa"/>
+            <w:tcW w:w="2455" w:type="dxa"/>
           </w:tcPr>
           <w:p>
             <w:pPr>
@@ -1449,10 +1649,11 @@
         </w:tc>
         <w:tc>
           <w:tcPr>
-            <w:tcW w:w="1595" w:type="dxa"/>
-          </w:tcPr>
-          <w:p>
-            <w:pPr>
+            <w:tcW w:w="1224" w:type="dxa"/>
+          </w:tcPr>
+          <w:p>
+            <w:pPr>
+              <w:jc w:val="center"/>
               <w:rPr>
                 <w:sz w:val="24"/>
                 <w:szCs w:val="24"/>
@@ -1472,12 +1673,16 @@
             <w:pPr>
               <w:jc w:val="center"/>
               <w:rPr>
-                <w:sz w:val="24"/>
-                <w:szCs w:val="24"/>
-              </w:rPr>
-            </w:pPr>
-            <w:r>
-              <w:rPr>
+                <w:b/>
+                <w:bCs/>
+                <w:sz w:val="24"/>
+                <w:szCs w:val="24"/>
+              </w:rPr>
+            </w:pPr>
+            <w:r>
+              <w:rPr>
+                <w:b/>
+                <w:bCs/>
                 <w:sz w:val="24"/>
                 <w:szCs w:val="24"/>
               </w:rPr>
@@ -1509,7 +1714,7 @@
         </w:tc>
         <w:tc>
           <w:tcPr>
-            <w:tcW w:w="2129" w:type="dxa"/>
+            <w:tcW w:w="1844" w:type="dxa"/>
           </w:tcPr>
           <w:p>
             <w:pPr>
@@ -1529,27 +1734,41 @@
         </w:tc>
         <w:tc>
           <w:tcPr>
-            <w:tcW w:w="2222" w:type="dxa"/>
-          </w:tcPr>
-          <w:p>
-            <w:pPr>
-              <w:rPr>
-                <w:sz w:val="24"/>
-                <w:szCs w:val="24"/>
-              </w:rPr>
-            </w:pPr>
-            <w:r>
-              <w:rPr>
-                <w:sz w:val="24"/>
-                <w:szCs w:val="24"/>
-              </w:rPr>
-              <w:t>Initialise the display and write “A.E.R.O” to row 0</w:t>
-            </w:r>
-          </w:p>
-        </w:tc>
-        <w:tc>
-          <w:tcPr>
-            <w:tcW w:w="2084" w:type="dxa"/>
+            <w:tcW w:w="2507" w:type="dxa"/>
+          </w:tcPr>
+          <w:p>
+            <w:pPr>
+              <w:rPr>
+                <w:sz w:val="24"/>
+                <w:szCs w:val="24"/>
+              </w:rPr>
+            </w:pPr>
+            <w:r>
+              <w:rPr>
+                <w:sz w:val="24"/>
+                <w:szCs w:val="24"/>
+              </w:rPr>
+              <w:t>Initialise the display and write “</w:t>
+            </w:r>
+            <w:r>
+              <w:rPr>
+                <w:sz w:val="24"/>
+                <w:szCs w:val="24"/>
+              </w:rPr>
+              <w:t>Alert Node</w:t>
+            </w:r>
+            <w:r>
+              <w:rPr>
+                <w:sz w:val="24"/>
+                <w:szCs w:val="24"/>
+              </w:rPr>
+              <w:t>” to row 0</w:t>
+            </w:r>
+          </w:p>
+        </w:tc>
+        <w:tc>
+          <w:tcPr>
+            <w:tcW w:w="2455" w:type="dxa"/>
           </w:tcPr>
           <w:p>
             <w:pPr>
@@ -1569,15 +1788,29 @@
         </w:tc>
         <w:tc>
           <w:tcPr>
-            <w:tcW w:w="1595" w:type="dxa"/>
-          </w:tcPr>
-          <w:p>
-            <w:pPr>
-              <w:rPr>
-                <w:sz w:val="24"/>
-                <w:szCs w:val="24"/>
-              </w:rPr>
-            </w:pPr>
+            <w:tcW w:w="1224" w:type="dxa"/>
+          </w:tcPr>
+          <w:p>
+            <w:pPr>
+              <w:jc w:val="center"/>
+              <w:rPr>
+                <w:b/>
+                <w:bCs/>
+                <w:color w:val="70AD47" w:themeColor="accent6"/>
+                <w:sz w:val="24"/>
+                <w:szCs w:val="24"/>
+              </w:rPr>
+            </w:pPr>
+            <w:r>
+              <w:rPr>
+                <w:b/>
+                <w:bCs/>
+                <w:color w:val="70AD47" w:themeColor="accent6"/>
+                <w:sz w:val="24"/>
+                <w:szCs w:val="24"/>
+              </w:rPr>
+              <w:t>PASSED</w:t>
+            </w:r>
           </w:p>
         </w:tc>
       </w:tr>
@@ -1604,7 +1837,7 @@
         </w:tc>
         <w:tc>
           <w:tcPr>
-            <w:tcW w:w="2129" w:type="dxa"/>
+            <w:tcW w:w="1844" w:type="dxa"/>
           </w:tcPr>
           <w:p>
             <w:pPr>
@@ -1624,27 +1857,48 @@
         </w:tc>
         <w:tc>
           <w:tcPr>
-            <w:tcW w:w="2222" w:type="dxa"/>
-          </w:tcPr>
-          <w:p>
-            <w:pPr>
-              <w:rPr>
-                <w:sz w:val="24"/>
-                <w:szCs w:val="24"/>
-              </w:rPr>
-            </w:pPr>
-            <w:r>
-              <w:rPr>
-                <w:sz w:val="24"/>
-                <w:szCs w:val="24"/>
-              </w:rPr>
-              <w:t xml:space="preserve">Enable the alarm function </w:t>
-            </w:r>
-          </w:p>
-        </w:tc>
-        <w:tc>
-          <w:tcPr>
-            <w:tcW w:w="2084" w:type="dxa"/>
+            <w:tcW w:w="2507" w:type="dxa"/>
+          </w:tcPr>
+          <w:p>
+            <w:pPr>
+              <w:rPr>
+                <w:sz w:val="24"/>
+                <w:szCs w:val="24"/>
+              </w:rPr>
+            </w:pPr>
+            <w:r>
+              <w:rPr>
+                <w:sz w:val="24"/>
+                <w:szCs w:val="24"/>
+              </w:rPr>
+              <w:t xml:space="preserve">Enable the alarm </w:t>
+            </w:r>
+            <w:r>
+              <w:rPr>
+                <w:sz w:val="24"/>
+                <w:szCs w:val="24"/>
+              </w:rPr>
+              <w:t xml:space="preserve">siren and warning alert beep </w:t>
+            </w:r>
+            <w:r>
+              <w:rPr>
+                <w:sz w:val="24"/>
+                <w:szCs w:val="24"/>
+              </w:rPr>
+              <w:t>function</w:t>
+            </w:r>
+            <w:r>
+              <w:rPr>
+                <w:sz w:val="24"/>
+                <w:szCs w:val="24"/>
+              </w:rPr>
+              <w:t>s</w:t>
+            </w:r>
+          </w:p>
+        </w:tc>
+        <w:tc>
+          <w:tcPr>
+            <w:tcW w:w="2455" w:type="dxa"/>
           </w:tcPr>
           <w:p>
             <w:pPr>
@@ -1664,15 +1918,29 @@
         </w:tc>
         <w:tc>
           <w:tcPr>
-            <w:tcW w:w="1595" w:type="dxa"/>
-          </w:tcPr>
-          <w:p>
-            <w:pPr>
-              <w:rPr>
-                <w:sz w:val="24"/>
-                <w:szCs w:val="24"/>
-              </w:rPr>
-            </w:pPr>
+            <w:tcW w:w="1224" w:type="dxa"/>
+          </w:tcPr>
+          <w:p>
+            <w:pPr>
+              <w:jc w:val="center"/>
+              <w:rPr>
+                <w:b/>
+                <w:bCs/>
+                <w:color w:val="70AD47" w:themeColor="accent6"/>
+                <w:sz w:val="24"/>
+                <w:szCs w:val="24"/>
+              </w:rPr>
+            </w:pPr>
+            <w:r>
+              <w:rPr>
+                <w:b/>
+                <w:bCs/>
+                <w:color w:val="70AD47" w:themeColor="accent6"/>
+                <w:sz w:val="24"/>
+                <w:szCs w:val="24"/>
+              </w:rPr>
+              <w:t>PASSED</w:t>
+            </w:r>
           </w:p>
         </w:tc>
       </w:tr>
@@ -1699,7 +1967,7 @@
         </w:tc>
         <w:tc>
           <w:tcPr>
-            <w:tcW w:w="2129" w:type="dxa"/>
+            <w:tcW w:w="1844" w:type="dxa"/>
           </w:tcPr>
           <w:p>
             <w:pPr>
@@ -1719,7 +1987,7 @@
         </w:tc>
         <w:tc>
           <w:tcPr>
-            <w:tcW w:w="2222" w:type="dxa"/>
+            <w:tcW w:w="2507" w:type="dxa"/>
           </w:tcPr>
           <w:p>
             <w:pPr>
@@ -1756,112 +2024,28 @@
                 <w:sz w:val="24"/>
                 <w:szCs w:val="24"/>
               </w:rPr>
-              <w:t xml:space="preserve">• </w:t>
-            </w:r>
-            <w:r>
-              <w:rPr>
-                <w:sz w:val="24"/>
-                <w:szCs w:val="24"/>
-              </w:rPr>
-              <w:t xml:space="preserve">Activate the </w:t>
-            </w:r>
-            <w:r>
-              <w:rPr>
-                <w:sz w:val="24"/>
-                <w:szCs w:val="24"/>
-              </w:rPr>
-              <w:t>yellow</w:t>
-            </w:r>
-            <w:r>
-              <w:rPr>
-                <w:sz w:val="24"/>
-                <w:szCs w:val="24"/>
-              </w:rPr>
-              <w:t xml:space="preserve"> LED pin HIGH, and both </w:t>
-            </w:r>
-            <w:r>
-              <w:rPr>
-                <w:sz w:val="24"/>
-                <w:szCs w:val="24"/>
-              </w:rPr>
-              <w:t>green</w:t>
-            </w:r>
-            <w:r>
-              <w:rPr>
-                <w:sz w:val="24"/>
-                <w:szCs w:val="24"/>
-              </w:rPr>
-              <w:t xml:space="preserve"> and </w:t>
-            </w:r>
-            <w:r>
-              <w:rPr>
-                <w:sz w:val="24"/>
-                <w:szCs w:val="24"/>
-              </w:rPr>
-              <w:t>red</w:t>
-            </w:r>
-            <w:r>
-              <w:rPr>
-                <w:sz w:val="24"/>
-                <w:szCs w:val="24"/>
-              </w:rPr>
-              <w:t xml:space="preserve"> LED pins LOW</w:t>
-            </w:r>
-          </w:p>
-          <w:p>
-            <w:pPr>
-              <w:rPr>
-                <w:sz w:val="24"/>
-                <w:szCs w:val="24"/>
-              </w:rPr>
-            </w:pPr>
-            <w:r>
-              <w:rPr>
-                <w:sz w:val="24"/>
-                <w:szCs w:val="24"/>
-              </w:rPr>
-              <w:t xml:space="preserve">• </w:t>
-            </w:r>
-            <w:r>
-              <w:rPr>
-                <w:sz w:val="24"/>
-                <w:szCs w:val="24"/>
-              </w:rPr>
-              <w:t xml:space="preserve">Activate the </w:t>
-            </w:r>
-            <w:r>
-              <w:rPr>
-                <w:sz w:val="24"/>
-                <w:szCs w:val="24"/>
-              </w:rPr>
-              <w:t>red</w:t>
-            </w:r>
-            <w:r>
-              <w:rPr>
-                <w:sz w:val="24"/>
-                <w:szCs w:val="24"/>
-              </w:rPr>
-              <w:t xml:space="preserve"> LED pin HIGH, and both green and </w:t>
-            </w:r>
-            <w:r>
-              <w:rPr>
-                <w:sz w:val="24"/>
-                <w:szCs w:val="24"/>
-              </w:rPr>
-              <w:t>yellow</w:t>
-            </w:r>
-            <w:r>
-              <w:rPr>
-                <w:sz w:val="24"/>
-                <w:szCs w:val="24"/>
-              </w:rPr>
-              <w:t xml:space="preserve"> LED pins LOW</w:t>
-            </w:r>
-          </w:p>
-        </w:tc>
-        <w:tc>
-          <w:tcPr>
-            <w:tcW w:w="2084" w:type="dxa"/>
+              <w:t>• Activate the yellow LED pin HIGH, and both green and red LED pins LOW</w:t>
+            </w:r>
+          </w:p>
+          <w:p>
+            <w:pPr>
+              <w:rPr>
+                <w:sz w:val="24"/>
+                <w:szCs w:val="24"/>
+              </w:rPr>
+            </w:pPr>
+            <w:r>
+              <w:rPr>
+                <w:sz w:val="24"/>
+                <w:szCs w:val="24"/>
+              </w:rPr>
+              <w:t>• Activate the red LED pin HIGH, and both green and yellow LED pins LOW</w:t>
+            </w:r>
+          </w:p>
+        </w:tc>
+        <w:tc>
+          <w:tcPr>
+            <w:tcW w:w="2455" w:type="dxa"/>
           </w:tcPr>
           <w:p>
             <w:pPr>
@@ -1881,20 +2065,272 @@
         </w:tc>
         <w:tc>
           <w:tcPr>
-            <w:tcW w:w="1595" w:type="dxa"/>
-          </w:tcPr>
-          <w:p>
-            <w:pPr>
-              <w:rPr>
-                <w:sz w:val="24"/>
-                <w:szCs w:val="24"/>
-              </w:rPr>
-            </w:pPr>
+            <w:tcW w:w="1224" w:type="dxa"/>
+          </w:tcPr>
+          <w:p>
+            <w:pPr>
+              <w:jc w:val="center"/>
+              <w:rPr>
+                <w:b/>
+                <w:bCs/>
+                <w:color w:val="70AD47" w:themeColor="accent6"/>
+                <w:sz w:val="24"/>
+                <w:szCs w:val="24"/>
+              </w:rPr>
+            </w:pPr>
+            <w:r>
+              <w:rPr>
+                <w:b/>
+                <w:bCs/>
+                <w:color w:val="70AD47" w:themeColor="accent6"/>
+                <w:sz w:val="24"/>
+                <w:szCs w:val="24"/>
+              </w:rPr>
+              <w:t>PASSED</w:t>
+            </w:r>
+          </w:p>
+        </w:tc>
+      </w:tr>
+      <w:tr>
+        <w:tc>
+          <w:tcPr>
+            <w:tcW w:w="9016" w:type="dxa"/>
+            <w:gridSpan w:val="5"/>
+            <w:shd w:val="clear" w:color="auto" w:fill="E7E6E6" w:themeFill="background2"/>
+          </w:tcPr>
+          <w:p>
+            <w:pPr>
+              <w:jc w:val="center"/>
+              <w:rPr>
+                <w:b/>
+                <w:bCs/>
+                <w:color w:val="000000" w:themeColor="text1"/>
+                <w:sz w:val="24"/>
+                <w:szCs w:val="24"/>
+              </w:rPr>
+            </w:pPr>
+            <w:r>
+              <w:rPr>
+                <w:b/>
+                <w:bCs/>
+                <w:color w:val="000000" w:themeColor="text1"/>
+                <w:sz w:val="24"/>
+                <w:szCs w:val="24"/>
+              </w:rPr>
+              <w:t>Notes/ Findings</w:t>
+            </w:r>
+          </w:p>
+        </w:tc>
+      </w:tr>
+      <w:tr>
+        <w:tc>
+          <w:tcPr>
+            <w:tcW w:w="9016" w:type="dxa"/>
+            <w:gridSpan w:val="5"/>
+          </w:tcPr>
+          <w:p>
+            <w:pPr>
+              <w:rPr>
+                <w:color w:val="000000" w:themeColor="text1"/>
+                <w:sz w:val="24"/>
+                <w:szCs w:val="24"/>
+              </w:rPr>
+            </w:pPr>
+            <w:r>
+              <w:rPr>
+                <w:color w:val="000000" w:themeColor="text1"/>
+                <w:sz w:val="24"/>
+                <w:szCs w:val="24"/>
+              </w:rPr>
+              <w:t>•</w:t>
+            </w:r>
+            <w:r>
+              <w:rPr>
+                <w:color w:val="70AD47" w:themeColor="accent6"/>
+                <w:sz w:val="24"/>
+                <w:szCs w:val="24"/>
+              </w:rPr>
+              <w:t xml:space="preserve"> </w:t>
+            </w:r>
+            <w:r>
+              <w:rPr>
+                <w:color w:val="000000" w:themeColor="text1"/>
+                <w:sz w:val="24"/>
+                <w:szCs w:val="24"/>
+              </w:rPr>
+              <w:t>Mi</w:t>
+            </w:r>
+            <w:r>
+              <w:rPr>
+                <w:color w:val="000000" w:themeColor="text1"/>
+                <w:sz w:val="24"/>
+                <w:szCs w:val="24"/>
+              </w:rPr>
+              <w:t xml:space="preserve">tigation node – both servo and water pump fought for power. When pump is activated for irrigation, then </w:t>
+            </w:r>
+            <w:r>
+              <w:rPr>
+                <w:color w:val="000000" w:themeColor="text1"/>
+                <w:sz w:val="24"/>
+                <w:szCs w:val="24"/>
+              </w:rPr>
+              <w:t xml:space="preserve">servo for the floodgate begins ‘glitching’. </w:t>
+            </w:r>
+            <w:r>
+              <w:rPr>
+                <w:color w:val="000000" w:themeColor="text1"/>
+                <w:sz w:val="24"/>
+                <w:szCs w:val="24"/>
+              </w:rPr>
+              <w:t xml:space="preserve">This is because even if the servo (floodgate) position is set, it uses power to remain in that constant position. This was overcome by temporarily disconnecting the </w:t>
+            </w:r>
+            <w:r>
+              <w:rPr>
+                <w:color w:val="000000" w:themeColor="text1"/>
+                <w:sz w:val="24"/>
+                <w:szCs w:val="24"/>
+              </w:rPr>
+              <w:t>servo from its pins (through code) when the irrigation is activated and pump is enabled. Once the irrigation/ water pump has been deactivated, the servo (floodgate) is reconnected to its pins through code</w:t>
+            </w:r>
+            <w:r>
+              <w:rPr>
+                <w:color w:val="000000" w:themeColor="text1"/>
+                <w:sz w:val="24"/>
+                <w:szCs w:val="24"/>
+              </w:rPr>
+              <w:t>. This seems to work, but it means both floodgate and irrigation cannot be activated at the same time. For future: an external power source is required for the irrigation system water pump.</w:t>
+            </w:r>
           </w:p>
         </w:tc>
       </w:tr>
     </w:tbl>
     <w:p/>
+    <w:p>
+      <w:r>
+        <w:rPr>
+          <w:noProof/>
+        </w:rPr>
+        <w:lastRenderedPageBreak/>
+        <w:drawing>
+          <wp:inline distT="0" distB="0" distL="0" distR="0" wp14:anchorId="1BFB011F" wp14:editId="558F5FC2">
+            <wp:extent cx="5731510" cy="2355215"/>
+            <wp:effectExtent l="0" t="0" r="2540" b="6985"/>
+            <wp:docPr id="152840179" name="Picture 1"/>
+            <wp:cNvGraphicFramePr>
+              <a:graphicFrameLocks xmlns:a="http://schemas.openxmlformats.org/drawingml/2006/main" noChangeAspect="1"/>
+            </wp:cNvGraphicFramePr>
+            <a:graphic xmlns:a="http://schemas.openxmlformats.org/drawingml/2006/main">
+              <a:graphicData uri="http://schemas.openxmlformats.org/drawingml/2006/picture">
+                <pic:pic xmlns:pic="http://schemas.openxmlformats.org/drawingml/2006/picture">
+                  <pic:nvPicPr>
+                    <pic:cNvPr id="152840179" name=""/>
+                    <pic:cNvPicPr/>
+                  </pic:nvPicPr>
+                  <pic:blipFill>
+                    <a:blip r:embed="rId5"/>
+                    <a:stretch>
+                      <a:fillRect/>
+                    </a:stretch>
+                  </pic:blipFill>
+                  <pic:spPr>
+                    <a:xfrm>
+                      <a:off x="0" y="0"/>
+                      <a:ext cx="5731510" cy="2355215"/>
+                    </a:xfrm>
+                    <a:prstGeom prst="rect">
+                      <a:avLst/>
+                    </a:prstGeom>
+                  </pic:spPr>
+                </pic:pic>
+              </a:graphicData>
+            </a:graphic>
+          </wp:inline>
+        </w:drawing>
+      </w:r>
+      <w:r>
+        <w:rPr>
+          <w:noProof/>
+        </w:rPr>
+        <w:drawing>
+          <wp:inline distT="0" distB="0" distL="0" distR="0" wp14:anchorId="3CDB633F" wp14:editId="05D44B6F">
+            <wp:extent cx="5731510" cy="2487930"/>
+            <wp:effectExtent l="0" t="0" r="2540" b="7620"/>
+            <wp:docPr id="209532639" name="Picture 1"/>
+            <wp:cNvGraphicFramePr>
+              <a:graphicFrameLocks xmlns:a="http://schemas.openxmlformats.org/drawingml/2006/main" noChangeAspect="1"/>
+            </wp:cNvGraphicFramePr>
+            <a:graphic xmlns:a="http://schemas.openxmlformats.org/drawingml/2006/main">
+              <a:graphicData uri="http://schemas.openxmlformats.org/drawingml/2006/picture">
+                <pic:pic xmlns:pic="http://schemas.openxmlformats.org/drawingml/2006/picture">
+                  <pic:nvPicPr>
+                    <pic:cNvPr id="209532639" name=""/>
+                    <pic:cNvPicPr/>
+                  </pic:nvPicPr>
+                  <pic:blipFill>
+                    <a:blip r:embed="rId6"/>
+                    <a:stretch>
+                      <a:fillRect/>
+                    </a:stretch>
+                  </pic:blipFill>
+                  <pic:spPr>
+                    <a:xfrm>
+                      <a:off x="0" y="0"/>
+                      <a:ext cx="5731510" cy="2487930"/>
+                    </a:xfrm>
+                    <a:prstGeom prst="rect">
+                      <a:avLst/>
+                    </a:prstGeom>
+                  </pic:spPr>
+                </pic:pic>
+              </a:graphicData>
+            </a:graphic>
+          </wp:inline>
+        </w:drawing>
+      </w:r>
+    </w:p>
+    <w:p/>
+    <w:p>
+      <w:r>
+        <w:rPr>
+          <w:noProof/>
+        </w:rPr>
+        <w:drawing>
+          <wp:inline distT="0" distB="0" distL="0" distR="0" wp14:anchorId="0C0A8DDA" wp14:editId="3B2DB8A6">
+            <wp:extent cx="5731510" cy="1938655"/>
+            <wp:effectExtent l="0" t="0" r="2540" b="4445"/>
+            <wp:docPr id="1637444246" name="Picture 1"/>
+            <wp:cNvGraphicFramePr>
+              <a:graphicFrameLocks xmlns:a="http://schemas.openxmlformats.org/drawingml/2006/main" noChangeAspect="1"/>
+            </wp:cNvGraphicFramePr>
+            <a:graphic xmlns:a="http://schemas.openxmlformats.org/drawingml/2006/main">
+              <a:graphicData uri="http://schemas.openxmlformats.org/drawingml/2006/picture">
+                <pic:pic xmlns:pic="http://schemas.openxmlformats.org/drawingml/2006/picture">
+                  <pic:nvPicPr>
+                    <pic:cNvPr id="1637444246" name=""/>
+                    <pic:cNvPicPr/>
+                  </pic:nvPicPr>
+                  <pic:blipFill>
+                    <a:blip r:embed="rId7"/>
+                    <a:stretch>
+                      <a:fillRect/>
+                    </a:stretch>
+                  </pic:blipFill>
+                  <pic:spPr>
+                    <a:xfrm>
+                      <a:off x="0" y="0"/>
+                      <a:ext cx="5731510" cy="1938655"/>
+                    </a:xfrm>
+                    <a:prstGeom prst="rect">
+                      <a:avLst/>
+                    </a:prstGeom>
+                  </pic:spPr>
+                </pic:pic>
+              </a:graphicData>
+            </a:graphic>
+          </wp:inline>
+        </w:drawing>
+      </w:r>
+    </w:p>
     <w:sectPr>
       <w:pgSz w:w="11906" w:h="16838"/>
       <w:pgMar w:top="1440" w:right="1440" w:bottom="1440" w:left="1440" w:header="708" w:footer="708" w:gutter="0"/>
@@ -1903,6 +2339,467 @@
     </w:sectPr>
   </w:body>
 </w:document>
+</file>
+
+<file path=word/numbering.xml><?xml version="1.0" encoding="utf-8"?>
+<w:numbering xmlns:wpc="http://schemas.microsoft.com/office/word/2010/wordprocessingCanvas" xmlns:cx="http://schemas.microsoft.com/office/drawing/2014/chartex" xmlns:cx1="http://schemas.microsoft.com/office/drawing/2015/9/8/chartex" xmlns:cx2="http://schemas.microsoft.com/office/drawing/2015/10/21/chartex" xmlns:cx3="http://schemas.microsoft.com/office/drawing/2016/5/9/chartex" xmlns:cx4="http://schemas.microsoft.com/office/drawing/2016/5/10/chartex" xmlns:cx5="http://schemas.microsoft.com/office/drawing/2016/5/11/chartex" xmlns:cx6="http://schemas.microsoft.com/office/drawing/2016/5/12/chartex" xmlns:cx7="http://schemas.microsoft.com/office/drawing/2016/5/13/chartex" xmlns:cx8="http://schemas.microsoft.com/office/drawing/2016/5/14/chartex" xmlns:mc="http://schemas.openxmlformats.org/markup-compatibility/2006" xmlns:aink="http://schemas.microsoft.com/office/drawing/2016/ink" xmlns:am3d="http://schemas.microsoft.com/office/drawing/2017/model3d" xmlns:o="urn:schemas-microsoft-com:office:office" xmlns:oel="http://schemas.microsoft.com/office/2019/extlst" xmlns:r="http://schemas.openxmlformats.org/officeDocument/2006/relationships" xmlns:m="http://schemas.openxmlformats.org/officeDocument/2006/math" xmlns:v="urn:schemas-microsoft-com:vml" xmlns:wp14="http://schemas.microsoft.com/office/word/2010/wordprocessingDrawing" xmlns:wp="http://schemas.openxmlformats.org/drawingml/2006/wordprocessingDrawing" xmlns:w10="urn:schemas-microsoft-com:office:word" xmlns:w="http://schemas.openxmlformats.org/wordprocessingml/2006/main" xmlns:w14="http://schemas.microsoft.com/office/word/2010/wordml" xmlns:w15="http://schemas.microsoft.com/office/word/2012/wordml" xmlns:w16cex="http://schemas.microsoft.com/office/word/2018/wordml/cex" xmlns:w16cid="http://schemas.microsoft.com/office/word/2016/wordml/cid" xmlns:w16="http://schemas.microsoft.com/office/word/2018/wordml" xmlns:w16du="http://schemas.microsoft.com/office/word/2023/wordml/word16du" xmlns:w16sdtdh="http://schemas.microsoft.com/office/word/2020/wordml/sdtdatahash" xmlns:w16sdtfl="http://schemas.microsoft.com/office/word/2024/wordml/sdtformatlock" xmlns:w16se="http://schemas.microsoft.com/office/word/2015/wordml/symex" xmlns:wpg="http://schemas.microsoft.com/office/word/2010/wordprocessingGroup" xmlns:wpi="http://schemas.microsoft.com/office/word/2010/wordprocessingInk" xmlns:wne="http://schemas.microsoft.com/office/word/2006/wordml" xmlns:wps="http://schemas.microsoft.com/office/word/2010/wordprocessingShape" mc:Ignorable="w14 w15 w16se w16cid w16 w16cex w16sdtdh w16sdtfl w16du wp14">
+  <w:abstractNum w:abstractNumId="0" w15:restartNumberingAfterBreak="0">
+    <w:nsid w:val="3FF9068F"/>
+    <w:multiLevelType w:val="multilevel"/>
+    <w:tmpl w:val="ADEE2C16"/>
+    <w:lvl w:ilvl="0">
+      <w:start w:val="1"/>
+      <w:numFmt w:val="bullet"/>
+      <w:lvlText w:val=""/>
+      <w:lvlJc w:val="left"/>
+      <w:pPr>
+        <w:tabs>
+          <w:tab w:val="num" w:pos="720"/>
+        </w:tabs>
+        <w:ind w:left="720" w:hanging="360"/>
+      </w:pPr>
+      <w:rPr>
+        <w:rFonts w:ascii="Symbol" w:hAnsi="Symbol" w:hint="default"/>
+        <w:sz w:val="20"/>
+      </w:rPr>
+    </w:lvl>
+    <w:lvl w:ilvl="1">
+      <w:start w:val="1"/>
+      <w:numFmt w:val="bullet"/>
+      <w:lvlText w:val="o"/>
+      <w:lvlJc w:val="left"/>
+      <w:pPr>
+        <w:tabs>
+          <w:tab w:val="num" w:pos="1440"/>
+        </w:tabs>
+        <w:ind w:left="1440" w:hanging="360"/>
+      </w:pPr>
+      <w:rPr>
+        <w:rFonts w:ascii="Courier New" w:hAnsi="Courier New" w:hint="default"/>
+        <w:sz w:val="20"/>
+      </w:rPr>
+    </w:lvl>
+    <w:lvl w:ilvl="2" w:tentative="1">
+      <w:start w:val="1"/>
+      <w:numFmt w:val="bullet"/>
+      <w:lvlText w:val=""/>
+      <w:lvlJc w:val="left"/>
+      <w:pPr>
+        <w:tabs>
+          <w:tab w:val="num" w:pos="2160"/>
+        </w:tabs>
+        <w:ind w:left="2160" w:hanging="360"/>
+      </w:pPr>
+      <w:rPr>
+        <w:rFonts w:ascii="Wingdings" w:hAnsi="Wingdings" w:hint="default"/>
+        <w:sz w:val="20"/>
+      </w:rPr>
+    </w:lvl>
+    <w:lvl w:ilvl="3" w:tentative="1">
+      <w:start w:val="1"/>
+      <w:numFmt w:val="bullet"/>
+      <w:lvlText w:val=""/>
+      <w:lvlJc w:val="left"/>
+      <w:pPr>
+        <w:tabs>
+          <w:tab w:val="num" w:pos="2880"/>
+        </w:tabs>
+        <w:ind w:left="2880" w:hanging="360"/>
+      </w:pPr>
+      <w:rPr>
+        <w:rFonts w:ascii="Wingdings" w:hAnsi="Wingdings" w:hint="default"/>
+        <w:sz w:val="20"/>
+      </w:rPr>
+    </w:lvl>
+    <w:lvl w:ilvl="4" w:tentative="1">
+      <w:start w:val="1"/>
+      <w:numFmt w:val="bullet"/>
+      <w:lvlText w:val=""/>
+      <w:lvlJc w:val="left"/>
+      <w:pPr>
+        <w:tabs>
+          <w:tab w:val="num" w:pos="3600"/>
+        </w:tabs>
+        <w:ind w:left="3600" w:hanging="360"/>
+      </w:pPr>
+      <w:rPr>
+        <w:rFonts w:ascii="Wingdings" w:hAnsi="Wingdings" w:hint="default"/>
+        <w:sz w:val="20"/>
+      </w:rPr>
+    </w:lvl>
+    <w:lvl w:ilvl="5" w:tentative="1">
+      <w:start w:val="1"/>
+      <w:numFmt w:val="bullet"/>
+      <w:lvlText w:val=""/>
+      <w:lvlJc w:val="left"/>
+      <w:pPr>
+        <w:tabs>
+          <w:tab w:val="num" w:pos="4320"/>
+        </w:tabs>
+        <w:ind w:left="4320" w:hanging="360"/>
+      </w:pPr>
+      <w:rPr>
+        <w:rFonts w:ascii="Wingdings" w:hAnsi="Wingdings" w:hint="default"/>
+        <w:sz w:val="20"/>
+      </w:rPr>
+    </w:lvl>
+    <w:lvl w:ilvl="6" w:tentative="1">
+      <w:start w:val="1"/>
+      <w:numFmt w:val="bullet"/>
+      <w:lvlText w:val=""/>
+      <w:lvlJc w:val="left"/>
+      <w:pPr>
+        <w:tabs>
+          <w:tab w:val="num" w:pos="5040"/>
+        </w:tabs>
+        <w:ind w:left="5040" w:hanging="360"/>
+      </w:pPr>
+      <w:rPr>
+        <w:rFonts w:ascii="Wingdings" w:hAnsi="Wingdings" w:hint="default"/>
+        <w:sz w:val="20"/>
+      </w:rPr>
+    </w:lvl>
+    <w:lvl w:ilvl="7" w:tentative="1">
+      <w:start w:val="1"/>
+      <w:numFmt w:val="bullet"/>
+      <w:lvlText w:val=""/>
+      <w:lvlJc w:val="left"/>
+      <w:pPr>
+        <w:tabs>
+          <w:tab w:val="num" w:pos="5760"/>
+        </w:tabs>
+        <w:ind w:left="5760" w:hanging="360"/>
+      </w:pPr>
+      <w:rPr>
+        <w:rFonts w:ascii="Wingdings" w:hAnsi="Wingdings" w:hint="default"/>
+        <w:sz w:val="20"/>
+      </w:rPr>
+    </w:lvl>
+    <w:lvl w:ilvl="8" w:tentative="1">
+      <w:start w:val="1"/>
+      <w:numFmt w:val="bullet"/>
+      <w:lvlText w:val=""/>
+      <w:lvlJc w:val="left"/>
+      <w:pPr>
+        <w:tabs>
+          <w:tab w:val="num" w:pos="6480"/>
+        </w:tabs>
+        <w:ind w:left="6480" w:hanging="360"/>
+      </w:pPr>
+      <w:rPr>
+        <w:rFonts w:ascii="Wingdings" w:hAnsi="Wingdings" w:hint="default"/>
+        <w:sz w:val="20"/>
+      </w:rPr>
+    </w:lvl>
+  </w:abstractNum>
+  <w:abstractNum w:abstractNumId="1" w15:restartNumberingAfterBreak="0">
+    <w:nsid w:val="598E764F"/>
+    <w:multiLevelType w:val="multilevel"/>
+    <w:tmpl w:val="E9AE5D90"/>
+    <w:lvl w:ilvl="0">
+      <w:start w:val="1"/>
+      <w:numFmt w:val="bullet"/>
+      <w:lvlText w:val=""/>
+      <w:lvlJc w:val="left"/>
+      <w:pPr>
+        <w:tabs>
+          <w:tab w:val="num" w:pos="720"/>
+        </w:tabs>
+        <w:ind w:left="720" w:hanging="360"/>
+      </w:pPr>
+      <w:rPr>
+        <w:rFonts w:ascii="Symbol" w:hAnsi="Symbol" w:hint="default"/>
+        <w:sz w:val="20"/>
+      </w:rPr>
+    </w:lvl>
+    <w:lvl w:ilvl="1">
+      <w:start w:val="1"/>
+      <w:numFmt w:val="bullet"/>
+      <w:lvlText w:val="o"/>
+      <w:lvlJc w:val="left"/>
+      <w:pPr>
+        <w:tabs>
+          <w:tab w:val="num" w:pos="1440"/>
+        </w:tabs>
+        <w:ind w:left="1440" w:hanging="360"/>
+      </w:pPr>
+      <w:rPr>
+        <w:rFonts w:ascii="Courier New" w:hAnsi="Courier New" w:hint="default"/>
+        <w:sz w:val="20"/>
+      </w:rPr>
+    </w:lvl>
+    <w:lvl w:ilvl="2" w:tentative="1">
+      <w:start w:val="1"/>
+      <w:numFmt w:val="bullet"/>
+      <w:lvlText w:val=""/>
+      <w:lvlJc w:val="left"/>
+      <w:pPr>
+        <w:tabs>
+          <w:tab w:val="num" w:pos="2160"/>
+        </w:tabs>
+        <w:ind w:left="2160" w:hanging="360"/>
+      </w:pPr>
+      <w:rPr>
+        <w:rFonts w:ascii="Wingdings" w:hAnsi="Wingdings" w:hint="default"/>
+        <w:sz w:val="20"/>
+      </w:rPr>
+    </w:lvl>
+    <w:lvl w:ilvl="3" w:tentative="1">
+      <w:start w:val="1"/>
+      <w:numFmt w:val="bullet"/>
+      <w:lvlText w:val=""/>
+      <w:lvlJc w:val="left"/>
+      <w:pPr>
+        <w:tabs>
+          <w:tab w:val="num" w:pos="2880"/>
+        </w:tabs>
+        <w:ind w:left="2880" w:hanging="360"/>
+      </w:pPr>
+      <w:rPr>
+        <w:rFonts w:ascii="Wingdings" w:hAnsi="Wingdings" w:hint="default"/>
+        <w:sz w:val="20"/>
+      </w:rPr>
+    </w:lvl>
+    <w:lvl w:ilvl="4" w:tentative="1">
+      <w:start w:val="1"/>
+      <w:numFmt w:val="bullet"/>
+      <w:lvlText w:val=""/>
+      <w:lvlJc w:val="left"/>
+      <w:pPr>
+        <w:tabs>
+          <w:tab w:val="num" w:pos="3600"/>
+        </w:tabs>
+        <w:ind w:left="3600" w:hanging="360"/>
+      </w:pPr>
+      <w:rPr>
+        <w:rFonts w:ascii="Wingdings" w:hAnsi="Wingdings" w:hint="default"/>
+        <w:sz w:val="20"/>
+      </w:rPr>
+    </w:lvl>
+    <w:lvl w:ilvl="5" w:tentative="1">
+      <w:start w:val="1"/>
+      <w:numFmt w:val="bullet"/>
+      <w:lvlText w:val=""/>
+      <w:lvlJc w:val="left"/>
+      <w:pPr>
+        <w:tabs>
+          <w:tab w:val="num" w:pos="4320"/>
+        </w:tabs>
+        <w:ind w:left="4320" w:hanging="360"/>
+      </w:pPr>
+      <w:rPr>
+        <w:rFonts w:ascii="Wingdings" w:hAnsi="Wingdings" w:hint="default"/>
+        <w:sz w:val="20"/>
+      </w:rPr>
+    </w:lvl>
+    <w:lvl w:ilvl="6" w:tentative="1">
+      <w:start w:val="1"/>
+      <w:numFmt w:val="bullet"/>
+      <w:lvlText w:val=""/>
+      <w:lvlJc w:val="left"/>
+      <w:pPr>
+        <w:tabs>
+          <w:tab w:val="num" w:pos="5040"/>
+        </w:tabs>
+        <w:ind w:left="5040" w:hanging="360"/>
+      </w:pPr>
+      <w:rPr>
+        <w:rFonts w:ascii="Wingdings" w:hAnsi="Wingdings" w:hint="default"/>
+        <w:sz w:val="20"/>
+      </w:rPr>
+    </w:lvl>
+    <w:lvl w:ilvl="7" w:tentative="1">
+      <w:start w:val="1"/>
+      <w:numFmt w:val="bullet"/>
+      <w:lvlText w:val=""/>
+      <w:lvlJc w:val="left"/>
+      <w:pPr>
+        <w:tabs>
+          <w:tab w:val="num" w:pos="5760"/>
+        </w:tabs>
+        <w:ind w:left="5760" w:hanging="360"/>
+      </w:pPr>
+      <w:rPr>
+        <w:rFonts w:ascii="Wingdings" w:hAnsi="Wingdings" w:hint="default"/>
+        <w:sz w:val="20"/>
+      </w:rPr>
+    </w:lvl>
+    <w:lvl w:ilvl="8" w:tentative="1">
+      <w:start w:val="1"/>
+      <w:numFmt w:val="bullet"/>
+      <w:lvlText w:val=""/>
+      <w:lvlJc w:val="left"/>
+      <w:pPr>
+        <w:tabs>
+          <w:tab w:val="num" w:pos="6480"/>
+        </w:tabs>
+        <w:ind w:left="6480" w:hanging="360"/>
+      </w:pPr>
+      <w:rPr>
+        <w:rFonts w:ascii="Wingdings" w:hAnsi="Wingdings" w:hint="default"/>
+        <w:sz w:val="20"/>
+      </w:rPr>
+    </w:lvl>
+  </w:abstractNum>
+  <w:abstractNum w:abstractNumId="2" w15:restartNumberingAfterBreak="0">
+    <w:nsid w:val="71BD2841"/>
+    <w:multiLevelType w:val="multilevel"/>
+    <w:tmpl w:val="1E70F912"/>
+    <w:lvl w:ilvl="0">
+      <w:start w:val="1"/>
+      <w:numFmt w:val="bullet"/>
+      <w:lvlText w:val=""/>
+      <w:lvlJc w:val="left"/>
+      <w:pPr>
+        <w:tabs>
+          <w:tab w:val="num" w:pos="720"/>
+        </w:tabs>
+        <w:ind w:left="720" w:hanging="360"/>
+      </w:pPr>
+      <w:rPr>
+        <w:rFonts w:ascii="Symbol" w:hAnsi="Symbol" w:hint="default"/>
+        <w:sz w:val="20"/>
+      </w:rPr>
+    </w:lvl>
+    <w:lvl w:ilvl="1">
+      <w:start w:val="1"/>
+      <w:numFmt w:val="bullet"/>
+      <w:lvlText w:val="o"/>
+      <w:lvlJc w:val="left"/>
+      <w:pPr>
+        <w:tabs>
+          <w:tab w:val="num" w:pos="1440"/>
+        </w:tabs>
+        <w:ind w:left="1440" w:hanging="360"/>
+      </w:pPr>
+      <w:rPr>
+        <w:rFonts w:ascii="Courier New" w:hAnsi="Courier New" w:hint="default"/>
+        <w:sz w:val="20"/>
+      </w:rPr>
+    </w:lvl>
+    <w:lvl w:ilvl="2" w:tentative="1">
+      <w:start w:val="1"/>
+      <w:numFmt w:val="bullet"/>
+      <w:lvlText w:val=""/>
+      <w:lvlJc w:val="left"/>
+      <w:pPr>
+        <w:tabs>
+          <w:tab w:val="num" w:pos="2160"/>
+        </w:tabs>
+        <w:ind w:left="2160" w:hanging="360"/>
+      </w:pPr>
+      <w:rPr>
+        <w:rFonts w:ascii="Wingdings" w:hAnsi="Wingdings" w:hint="default"/>
+        <w:sz w:val="20"/>
+      </w:rPr>
+    </w:lvl>
+    <w:lvl w:ilvl="3" w:tentative="1">
+      <w:start w:val="1"/>
+      <w:numFmt w:val="bullet"/>
+      <w:lvlText w:val=""/>
+      <w:lvlJc w:val="left"/>
+      <w:pPr>
+        <w:tabs>
+          <w:tab w:val="num" w:pos="2880"/>
+        </w:tabs>
+        <w:ind w:left="2880" w:hanging="360"/>
+      </w:pPr>
+      <w:rPr>
+        <w:rFonts w:ascii="Wingdings" w:hAnsi="Wingdings" w:hint="default"/>
+        <w:sz w:val="20"/>
+      </w:rPr>
+    </w:lvl>
+    <w:lvl w:ilvl="4" w:tentative="1">
+      <w:start w:val="1"/>
+      <w:numFmt w:val="bullet"/>
+      <w:lvlText w:val=""/>
+      <w:lvlJc w:val="left"/>
+      <w:pPr>
+        <w:tabs>
+          <w:tab w:val="num" w:pos="3600"/>
+        </w:tabs>
+        <w:ind w:left="3600" w:hanging="360"/>
+      </w:pPr>
+      <w:rPr>
+        <w:rFonts w:ascii="Wingdings" w:hAnsi="Wingdings" w:hint="default"/>
+        <w:sz w:val="20"/>
+      </w:rPr>
+    </w:lvl>
+    <w:lvl w:ilvl="5" w:tentative="1">
+      <w:start w:val="1"/>
+      <w:numFmt w:val="bullet"/>
+      <w:lvlText w:val=""/>
+      <w:lvlJc w:val="left"/>
+      <w:pPr>
+        <w:tabs>
+          <w:tab w:val="num" w:pos="4320"/>
+        </w:tabs>
+        <w:ind w:left="4320" w:hanging="360"/>
+      </w:pPr>
+      <w:rPr>
+        <w:rFonts w:ascii="Wingdings" w:hAnsi="Wingdings" w:hint="default"/>
+        <w:sz w:val="20"/>
+      </w:rPr>
+    </w:lvl>
+    <w:lvl w:ilvl="6" w:tentative="1">
+      <w:start w:val="1"/>
+      <w:numFmt w:val="bullet"/>
+      <w:lvlText w:val=""/>
+      <w:lvlJc w:val="left"/>
+      <w:pPr>
+        <w:tabs>
+          <w:tab w:val="num" w:pos="5040"/>
+        </w:tabs>
+        <w:ind w:left="5040" w:hanging="360"/>
+      </w:pPr>
+      <w:rPr>
+        <w:rFonts w:ascii="Wingdings" w:hAnsi="Wingdings" w:hint="default"/>
+        <w:sz w:val="20"/>
+      </w:rPr>
+    </w:lvl>
+    <w:lvl w:ilvl="7" w:tentative="1">
+      <w:start w:val="1"/>
+      <w:numFmt w:val="bullet"/>
+      <w:lvlText w:val=""/>
+      <w:lvlJc w:val="left"/>
+      <w:pPr>
+        <w:tabs>
+          <w:tab w:val="num" w:pos="5760"/>
+        </w:tabs>
+        <w:ind w:left="5760" w:hanging="360"/>
+      </w:pPr>
+      <w:rPr>
+        <w:rFonts w:ascii="Wingdings" w:hAnsi="Wingdings" w:hint="default"/>
+        <w:sz w:val="20"/>
+      </w:rPr>
+    </w:lvl>
+    <w:lvl w:ilvl="8" w:tentative="1">
+      <w:start w:val="1"/>
+      <w:numFmt w:val="bullet"/>
+      <w:lvlText w:val=""/>
+      <w:lvlJc w:val="left"/>
+      <w:pPr>
+        <w:tabs>
+          <w:tab w:val="num" w:pos="6480"/>
+        </w:tabs>
+        <w:ind w:left="6480" w:hanging="360"/>
+      </w:pPr>
+      <w:rPr>
+        <w:rFonts w:ascii="Wingdings" w:hAnsi="Wingdings" w:hint="default"/>
+        <w:sz w:val="20"/>
+      </w:rPr>
+    </w:lvl>
+  </w:abstractNum>
+  <w:num w:numId="1" w16cid:durableId="1908032214">
+    <w:abstractNumId w:val="2"/>
+  </w:num>
+  <w:num w:numId="2" w16cid:durableId="2063477814">
+    <w:abstractNumId w:val="1"/>
+  </w:num>
+  <w:num w:numId="3" w16cid:durableId="1679961086">
+    <w:abstractNumId w:val="0"/>
+  </w:num>
+</w:numbering>
 </file>
 
 <file path=word/styles.xml><?xml version="1.0" encoding="utf-8"?>
